--- a/exercises/Bài tập 076 - Cấu tạo từ.docx
+++ b/exercises/Bài tập 076 - Cấu tạo từ.docx
@@ -1,581 +1,2774 @@
 
 <file path=word/document.xml><?xml version="1.0" encoding="utf-8"?>
-<w:document xmlns:w="http://schemas.openxmlformats.org/wordprocessingml/2006/main">
+<w:document xmlns:wpc="http://schemas.microsoft.com/office/word/2010/wordprocessingCanvas" xmlns:cx="http://schemas.microsoft.com/office/drawing/2014/chartex" xmlns:cx1="http://schemas.microsoft.com/office/drawing/2015/9/8/chartex" xmlns:cx2="http://schemas.microsoft.com/office/drawing/2015/10/21/chartex" xmlns:cx3="http://schemas.microsoft.com/office/drawing/2016/5/9/chartex" xmlns:cx4="http://schemas.microsoft.com/office/drawing/2016/5/10/chartex" xmlns:cx5="http://schemas.microsoft.com/office/drawing/2016/5/11/chartex" xmlns:cx6="http://schemas.microsoft.com/office/drawing/2016/5/12/chartex" xmlns:cx7="http://schemas.microsoft.com/office/drawing/2016/5/13/chartex" xmlns:cx8="http://schemas.microsoft.com/office/drawing/2016/5/14/chartex" xmlns:mc="http://schemas.openxmlformats.org/markup-compatibility/2006" xmlns:aink="http://schemas.microsoft.com/office/drawing/2016/ink" xmlns:am3d="http://schemas.microsoft.com/office/drawing/2017/model3d" xmlns:o="urn:schemas-microsoft-com:office:office" xmlns:oel="http://schemas.microsoft.com/office/2019/extlst" xmlns:r="http://schemas.openxmlformats.org/officeDocument/2006/relationships" xmlns:m="http://schemas.openxmlformats.org/officeDocument/2006/math" xmlns:v="urn:schemas-microsoft-com:vml" xmlns:wp14="http://schemas.microsoft.com/office/word/2010/wordprocessingDrawing" xmlns:wp="http://schemas.openxmlformats.org/drawingml/2006/wordprocessingDrawing" xmlns:w10="urn:schemas-microsoft-com:office:word" xmlns:w="http://schemas.openxmlformats.org/wordprocessingml/2006/main" xmlns:w14="http://schemas.microsoft.com/office/word/2010/wordml" xmlns:w15="http://schemas.microsoft.com/office/word/2012/wordml" xmlns:w16cex="http://schemas.microsoft.com/office/word/2018/wordml/cex" xmlns:w16cid="http://schemas.microsoft.com/office/word/2016/wordml/cid" xmlns:w16="http://schemas.microsoft.com/office/word/2018/wordml" xmlns:w16du="http://schemas.microsoft.com/office/word/2023/wordml/word16du" xmlns:w16sdtdh="http://schemas.microsoft.com/office/word/2020/wordml/sdtdatahash" xmlns:w16sdtfl="http://schemas.microsoft.com/office/word/2024/wordml/sdtformatlock" xmlns:w16se="http://schemas.microsoft.com/office/word/2015/wordml/symex" xmlns:wpg="http://schemas.microsoft.com/office/word/2010/wordprocessingGroup" xmlns:wpi="http://schemas.microsoft.com/office/word/2010/wordprocessingInk" xmlns:wne="http://schemas.microsoft.com/office/word/2006/wordml" xmlns:wps="http://schemas.microsoft.com/office/word/2010/wordprocessingShape" mc:Ignorable="w14 w15 w16se w16cid w16 w16cex w16sdtdh w16sdtfl w16du wp14">
   <w:body>
     <w:p>
-      <w:r>
-        <w:rPr>
-          <w:b/>
-        </w:rPr>
-        <w:t xml:space="preserve">BÀI TẬP NGÀY 76</w:t>
-      </w:r>
-    </w:p>
-    <w:p>
-      <w:r>
-        <w:t xml:space="preserve">CẤU TẠO TỪ (WORD FORMATION)</w:t>
-      </w:r>
-    </w:p>
-    <w:p>
-      <w:r>
-        <w:t xml:space="preserve">10 phần – 100 điểm | Thời gian gợi ý: 70–85 phút</w:t>
-      </w:r>
-    </w:p>
-    <w:p>
-      <w:r>
-        <w:t xml:space="preserve">Họ và tên: __________________________                         Điểm: ________/100</w:t>
-      </w:r>
-    </w:p>
-    <w:p>
-      <w:r>
-        <w:rPr>
-          <w:b/>
-        </w:rPr>
-        <w:t xml:space="preserve">PHẦN 1. TẠO DANH TỪ (10 điểm)</w:t>
-      </w:r>
-    </w:p>
-    <w:p>
-      <w:r>
-        <w:t xml:space="preserve">1. develop → ______</w:t>
-      </w:r>
-    </w:p>
-    <w:p>
-      <w:r>
-        <w:t xml:space="preserve">2. decide → ______</w:t>
-      </w:r>
-    </w:p>
-    <w:p>
-      <w:r>
-        <w:t xml:space="preserve">3. happy → ______</w:t>
-      </w:r>
-    </w:p>
-    <w:p>
-      <w:r>
-        <w:t xml:space="preserve">4. responsible → ______</w:t>
-      </w:r>
-    </w:p>
-    <w:p>
-      <w:r>
-        <w:t xml:space="preserve">5. confident → ______</w:t>
-      </w:r>
-    </w:p>
-    <w:p>
-      <w:r>
-        <w:t xml:space="preserve">6. improve → ______</w:t>
-      </w:r>
-    </w:p>
-    <w:p>
-      <w:r>
-        <w:t xml:space="preserve">7. choose → ______</w:t>
-      </w:r>
-    </w:p>
-    <w:p>
-      <w:r>
-        <w:t xml:space="preserve">8. strong → ______</w:t>
-      </w:r>
-    </w:p>
-    <w:p>
-      <w:r>
-        <w:t xml:space="preserve">9. arrive → ______</w:t>
-      </w:r>
-    </w:p>
-    <w:p>
-      <w:r>
-        <w:t xml:space="preserve">10. apply → ______</w:t>
-      </w:r>
-    </w:p>
-    <w:p>
-      <w:r>
-        <w:rPr>
-          <w:b/>
-        </w:rPr>
-        <w:t xml:space="preserve">PHẦN 2. TẠO TÍNH TỪ (10 điểm)</w:t>
-      </w:r>
-    </w:p>
-    <w:p>
-      <w:r>
-        <w:t xml:space="preserve">1. success → ______</w:t>
-      </w:r>
-    </w:p>
-    <w:p>
-      <w:r>
-        <w:t xml:space="preserve">2. danger → ______</w:t>
-      </w:r>
-    </w:p>
-    <w:p>
-      <w:r>
-        <w:t xml:space="preserve">3. environment → ______</w:t>
-      </w:r>
-    </w:p>
-    <w:p>
-      <w:r>
-        <w:t xml:space="preserve">4. effect → ______</w:t>
-      </w:r>
-    </w:p>
-    <w:p>
-      <w:r>
-        <w:t xml:space="preserve">5. comfort → ______</w:t>
-      </w:r>
-    </w:p>
-    <w:p>
-      <w:r>
-        <w:t xml:space="preserve">6. rely → ______</w:t>
-      </w:r>
-    </w:p>
-    <w:p>
-      <w:r>
-        <w:t xml:space="preserve">7. use → ______ (có ích)</w:t>
-      </w:r>
-    </w:p>
-    <w:p>
-      <w:r>
-        <w:t xml:space="preserve">8. care → ______ (bất cẩn)</w:t>
-      </w:r>
-    </w:p>
-    <w:p>
-      <w:r>
-        <w:t xml:space="preserve">9. access → ______</w:t>
-      </w:r>
-    </w:p>
-    <w:p>
-      <w:r>
-        <w:t xml:space="preserve">10. attract → ______</w:t>
-      </w:r>
-    </w:p>
-    <w:p>
-      <w:r>
-        <w:rPr>
-          <w:b/>
-        </w:rPr>
-        <w:t xml:space="preserve">PHẦN 3. TẠO TRẠNG TỪ HOẶC ĐỘNG TỪ (10 điểm)</w:t>
-      </w:r>
-    </w:p>
-    <w:p>
-      <w:r>
-        <w:t xml:space="preserve">1. careful → ______</w:t>
-      </w:r>
-    </w:p>
-    <w:p>
-      <w:r>
-        <w:t xml:space="preserve">2. rapid → ______</w:t>
-      </w:r>
-    </w:p>
-    <w:p>
-      <w:r>
-        <w:t xml:space="preserve">3. possible → ______</w:t>
-      </w:r>
-    </w:p>
-    <w:p>
-      <w:r>
-        <w:t xml:space="preserve">4. economic → ______</w:t>
-      </w:r>
-    </w:p>
-    <w:p>
-      <w:r>
-        <w:t xml:space="preserve">5. easy → ______</w:t>
-      </w:r>
-    </w:p>
-    <w:p>
-      <w:r>
-        <w:t xml:space="preserve">6. simple → ______ (động từ)</w:t>
-      </w:r>
-    </w:p>
-    <w:p>
-      <w:r>
-        <w:t xml:space="preserve">7. modern → ______ (động từ)</w:t>
-      </w:r>
-    </w:p>
-    <w:p>
-      <w:r>
-        <w:t xml:space="preserve">8. strength → ______ (động từ)</w:t>
-      </w:r>
-    </w:p>
-    <w:p>
-      <w:r>
-        <w:t xml:space="preserve">9. clear → ______ (động từ)</w:t>
-      </w:r>
-    </w:p>
-    <w:p>
-      <w:r>
-        <w:t xml:space="preserve">10. courage → ______ (động từ)</w:t>
-      </w:r>
-    </w:p>
-    <w:p>
-      <w:r>
-        <w:rPr>
-          <w:b/>
-        </w:rPr>
-        <w:t xml:space="preserve">PHẦN 4. THÊM TIỀN TỐ PHỦ ĐỊNH (10 điểm)</w:t>
-      </w:r>
-    </w:p>
-    <w:p>
-      <w:r>
-        <w:t xml:space="preserve">1. possible → ______</w:t>
-      </w:r>
-    </w:p>
-    <w:p>
-      <w:r>
-        <w:t xml:space="preserve">2. legal → ______</w:t>
-      </w:r>
-    </w:p>
-    <w:p>
-      <w:r>
-        <w:t xml:space="preserve">3. regular → ______</w:t>
-      </w:r>
-    </w:p>
-    <w:p>
-      <w:r>
-        <w:t xml:space="preserve">4. honest → ______</w:t>
-      </w:r>
-    </w:p>
-    <w:p>
-      <w:r>
-        <w:t xml:space="preserve">5. active → ______</w:t>
-      </w:r>
-    </w:p>
-    <w:p>
-      <w:r>
-        <w:t xml:space="preserve">6. patient → ______</w:t>
-      </w:r>
-    </w:p>
-    <w:p>
-      <w:r>
-        <w:t xml:space="preserve">7. responsible → ______</w:t>
-      </w:r>
-    </w:p>
-    <w:p>
-      <w:r>
-        <w:t xml:space="preserve">8. fair → ______</w:t>
-      </w:r>
-    </w:p>
-    <w:p>
-      <w:r>
-        <w:t xml:space="preserve">9. logical → ______</w:t>
-      </w:r>
-    </w:p>
-    <w:p>
-      <w:r>
-        <w:t xml:space="preserve">10. understand → ______ (hiểu sai)</w:t>
-      </w:r>
-    </w:p>
-    <w:p>
-      <w:r>
-        <w:rPr>
-          <w:b/>
-        </w:rPr>
-        <w:t xml:space="preserve">PHẦN 5. CHỌN DẠNG TỪ ĐÚNG (10 điểm)</w:t>
-      </w:r>
-    </w:p>
-    <w:p>
-      <w:r>
-        <w:t xml:space="preserve">1. The company reported a significant ___. A improve B improvement C improving D improved</w:t>
-      </w:r>
-    </w:p>
-    <w:p>
-      <w:r>
-        <w:t xml:space="preserve">2. This method is highly ___. A effect B effective C effectively D effectiveness</w:t>
-      </w:r>
-    </w:p>
-    <w:p>
-      <w:r>
-        <w:t xml:space="preserve">3. Students participated ___. A active B activity C actively D activate</w:t>
-      </w:r>
-    </w:p>
-    <w:p>
-      <w:r>
-        <w:t xml:space="preserve">4. The instructions were ___. A clarity B clearly C clear D clarify</w:t>
-      </w:r>
-    </w:p>
-    <w:p>
-      <w:r>
-        <w:t xml:space="preserve">5. The city needs better waste ___. A manage B manager C management D manageable</w:t>
-      </w:r>
-    </w:p>
-    <w:p>
-      <w:r>
-        <w:t xml:space="preserve">6. Her behavior was completely ___. A responsible B irresponsible C responsibility D responsibly</w:t>
-      </w:r>
-    </w:p>
-    <w:p>
-      <w:r>
-        <w:t xml:space="preserve">7. The software is easily ___. A access B accessible C accessibly D accessibility</w:t>
-      </w:r>
-    </w:p>
-    <w:p>
-      <w:r>
-        <w:t xml:space="preserve">8. We must ___ the process. A simplification B simple C simply D simplify</w:t>
-      </w:r>
-    </w:p>
-    <w:p>
-      <w:r>
-        <w:t xml:space="preserve">9. The result was ___. A surprise B surprised C surprising D surprisingly</w:t>
-      </w:r>
-    </w:p>
-    <w:p>
-      <w:r>
-        <w:t xml:space="preserve">10. Their ___ helped the project succeed. A cooperate B cooperative C cooperation D cooperatively</w:t>
-      </w:r>
-    </w:p>
-    <w:p>
-      <w:r>
-        <w:rPr>
-          <w:b/>
-        </w:rPr>
-        <w:t xml:space="preserve">PHẦN 6. DÙNG DẠNG ĐÚNG TRONG CÂU (10 điểm)</w:t>
-      </w:r>
-    </w:p>
-    <w:p>
-      <w:r>
-        <w:t xml:space="preserve">1. The new policy may create more job ___. (OPPORTUNE)</w:t>
-      </w:r>
-    </w:p>
-    <w:p>
-      <w:r>
-        <w:t xml:space="preserve">2. She explained the problem very ___. (CLEAR)</w:t>
-      </w:r>
-    </w:p>
-    <w:p>
-      <w:r>
-        <w:t xml:space="preserve">3. The equipment is old and ___. (RELY)</w:t>
-      </w:r>
-    </w:p>
-    <w:p>
-      <w:r>
-        <w:t xml:space="preserve">4. Regular exercise is highly ___. (BENEFIT)</w:t>
-      </w:r>
-    </w:p>
-    <w:p>
-      <w:r>
-        <w:t xml:space="preserve">5. We were impressed by his ___. (CREATE)</w:t>
-      </w:r>
-    </w:p>
-    <w:p>
-      <w:r>
-        <w:t xml:space="preserve">6. The two products are very ___. (COMPETE)</w:t>
-      </w:r>
-    </w:p>
-    <w:p>
-      <w:r>
-        <w:t xml:space="preserve">7. The company plans to ___ its services. (MODERN)</w:t>
-      </w:r>
-    </w:p>
-    <w:p>
-      <w:r>
-        <w:t xml:space="preserve">8. His answer showed a complete ___. (UNDERSTAND – negative)</w:t>
-      </w:r>
-    </w:p>
-    <w:p>
-      <w:r>
-        <w:t xml:space="preserve">9. The road is being ___ for safety. (WIDE)</w:t>
-      </w:r>
-    </w:p>
-    <w:p>
-      <w:r>
-        <w:t xml:space="preserve">10. All applications must be submitted ___. (ELECTRONIC)</w:t>
-      </w:r>
-    </w:p>
-    <w:p>
-      <w:r>
-        <w:rPr>
-          <w:b/>
-        </w:rPr>
-        <w:t xml:space="preserve">PHẦN 7. SỬA LỖI CẤU TẠO TỪ (10 điểm)</w:t>
-      </w:r>
-    </w:p>
-    <w:p>
-      <w:r>
-        <w:t xml:space="preserve">1. The project was very successfull.</w:t>
-      </w:r>
-    </w:p>
-    <w:p>
-      <w:r>
-        <w:t xml:space="preserve">2. We saw a rapid developement.</w:t>
-      </w:r>
-    </w:p>
-    <w:p>
-      <w:r>
-        <w:t xml:space="preserve">3. It is unpossible to finish today.</w:t>
-      </w:r>
-    </w:p>
-    <w:p>
-      <w:r>
-        <w:t xml:space="preserve">4. She answered the question confident.</w:t>
-      </w:r>
-    </w:p>
-    <w:p>
-      <w:r>
-        <w:t xml:space="preserve">5. This information is not reliability.</w:t>
-      </w:r>
-    </w:p>
-    <w:p>
-      <w:r>
-        <w:t xml:space="preserve">6. He works hardly every day.</w:t>
-      </w:r>
-    </w:p>
-    <w:p>
-      <w:r>
-        <w:t xml:space="preserve">7. The film made us very interesting.</w:t>
-      </w:r>
-    </w:p>
-    <w:p>
-      <w:r>
-        <w:t xml:space="preserve">8. Her responsability is to check the data.</w:t>
-      </w:r>
-    </w:p>
-    <w:p>
-      <w:r>
-        <w:t xml:space="preserve">9. The system operates automatic.</w:t>
-      </w:r>
-    </w:p>
-    <w:p>
-      <w:r>
-        <w:t xml:space="preserve">10. We need to simple the instructions.</w:t>
-      </w:r>
-    </w:p>
-    <w:p>
-      <w:r>
-        <w:rPr>
-          <w:b/>
-        </w:rPr>
-        <w:t xml:space="preserve">PHẦN 8. HOÀN THÀNH ĐOẠN VĂN (10 điểm)</w:t>
-      </w:r>
-    </w:p>
-    <w:p>
-      <w:r>
-        <w:t xml:space="preserve">Dùng dạng đúng của từ trong ngoặc.</w:t>
-      </w:r>
-    </w:p>
-    <w:p>
-      <w:r>
-        <w:t xml:space="preserve">A local school recently introduced an (1) ___ learning platform. (INNOVATE) Its main aim is to improve student (2) ___. (PARTICIPATE) The system is simple, (3) ___ and easily accessible. (RELY) Teachers can create (4) ___ activities and monitor progress (5) ___. (INTERACT / EFFECT) Initial student (6) ___ was positive. (RESPOND) However, some users experienced (7) ___ difficulties. (TECHNOLOGY) The school therefore organized extra (8) ___ sessions. (TRAIN) After several weeks, students used the platform more (9) ___ and showed greater learning (10) ___. (CONFIDENT / INDEPENDENT)</w:t>
-      </w:r>
-    </w:p>
-    <w:p>
-      <w:r>
-        <w:rPr>
-          <w:b/>
-        </w:rPr>
-        <w:t xml:space="preserve">PHẦN 9. ĐỌC HIỂU VÀ PHÂN TÍCH HỌ TỪ (10 điểm)</w:t>
-      </w:r>
-    </w:p>
-    <w:p>
-      <w:r>
-        <w:t xml:space="preserve">Many cities are encouraging the development of environmentally friendly transport. Reliable public transportation can reduce pollution and improve accessibility. However, successful modernization requires significant investment and careful planning. Public cooperation is equally important because irresponsible behavior may reduce the effectiveness of new systems. Educational campaigns can raise awareness and help residents use services responsibly. When governments respond effectively to local needs, sustainable transport becomes a realistic possibility rather than an impossible goal.</w:t>
-      </w:r>
-    </w:p>
-    <w:p>
-      <w:r>
-        <w:t xml:space="preserve">1. What type of transport are cities encouraging? 2. What can reliable transport reduce? 3. What does modernization require? 4. Why is public cooperation important? 5. What can campaigns raise?</w:t>
-      </w:r>
-    </w:p>
-    <w:p>
-      <w:r>
-        <w:t xml:space="preserve">6. Give the noun form of reliable. 7. Give the verb form of modernization. 8. Give the adjective form of effectiveness. 9. Give the noun form of aware. 10. Identify the negative prefix in impossible.</w:t>
-      </w:r>
-    </w:p>
-    <w:p>
-      <w:r>
-        <w:rPr>
-          <w:b/>
-        </w:rPr>
-        <w:t xml:space="preserve">PHẦN 10. VIẾT (10 điểm)</w:t>
-      </w:r>
-    </w:p>
-    <w:p>
-      <w:r>
-        <w:t xml:space="preserve">Viết đoạn văn 100–120 từ về một thay đổi tích cực cần thực hiện tại trường hoặc nơi bạn sống. Dùng ít nhất 8 từ được tạo bằng tiền tố/hậu tố và gạch chân chúng nếu làm trên giấy.</w:t>
-      </w:r>
-    </w:p>
-    <w:p>
-      <w:r>
-        <w:rPr>
-          <w:b/>
-        </w:rPr>
-        <w:t xml:space="preserve">ĐÁP ÁN – BÀI TẬP NGÀY 76</w:t>
-      </w:r>
-    </w:p>
-    <w:p>
-      <w:r>
-        <w:rPr>
-          <w:b/>
-        </w:rPr>
-        <w:t xml:space="preserve">PHẦN 1: 1 development; 2 decision; 3 happiness; 4 responsibility; 5 confidence; 6 improvement; 7 choice; 8 strength; 9 arrival; 10 application.</w:t>
-      </w:r>
-    </w:p>
-    <w:p>
-      <w:r>
-        <w:rPr>
-          <w:b/>
-        </w:rPr>
-        <w:t xml:space="preserve">PHẦN 2: 1 successful; 2 dangerous; 3 environmental; 4 effective; 5 comfortable; 6 reliable; 7 useful; 8 careless; 9 accessible; 10 attractive.</w:t>
-      </w:r>
-    </w:p>
-    <w:p>
-      <w:r>
-        <w:rPr>
-          <w:b/>
-        </w:rPr>
-        <w:t xml:space="preserve">PHẦN 3: 1 carefully; 2 rapidly; 3 possibly; 4 economically; 5 easily; 6 simplify; 7 modernize/modernise; 8 strengthen; 9 clarify; 10 encourage.</w:t>
-      </w:r>
-    </w:p>
-    <w:p>
-      <w:r>
-        <w:rPr>
-          <w:b/>
-        </w:rPr>
-        <w:t xml:space="preserve">PHẦN 4: 1 impossible; 2 illegal; 3 irregular; 4 dishonest; 5 inactive; 6 impatient; 7 irresponsible; 8 unfair; 9 illogical; 10 misunderstand.</w:t>
-      </w:r>
-    </w:p>
-    <w:p>
-      <w:r>
-        <w:rPr>
-          <w:b/>
-        </w:rPr>
-        <w:t xml:space="preserve">PHẦN 5: 1B; 2B; 3C; 4C; 5C; 6B; 7B; 8D; 9C; 10C.</w:t>
-      </w:r>
-    </w:p>
-    <w:p>
-      <w:r>
-        <w:rPr>
-          <w:b/>
-        </w:rPr>
-        <w:t xml:space="preserve">PHẦN 6: 1 opportunities; 2 clearly; 3 unreliable; 4 beneficial; 5 creativity; 6 competitive; 7 modernize/modernise; 8 misunderstanding; 9 widened; 10 electronically.</w:t>
-      </w:r>
-    </w:p>
-    <w:p>
-      <w:r>
-        <w:rPr>
-          <w:b/>
-        </w:rPr>
-        <w:t xml:space="preserve">PHẦN 7: 1 successful; 2 development; 3 impossible; 4 confidently; 5 reliable; 6 hard; 7 interested; 8 responsibility; 9 automatically; 10 simplify.</w:t>
-      </w:r>
-    </w:p>
-    <w:p>
-      <w:r>
-        <w:rPr>
-          <w:b/>
-        </w:rPr>
-        <w:t xml:space="preserve">PHẦN 8: 1 innovative; 2 participation; 3 reliable; 4 interactive; 5 effectively; 6 response; 7 technological; 8 training; 9 confidently; 10 independence.</w:t>
-      </w:r>
-    </w:p>
-    <w:p>
-      <w:r>
-        <w:rPr>
-          <w:b/>
-        </w:rPr>
-        <w:t xml:space="preserve">PHẦN 9: 1 Environmentally friendly transport. 2 Pollution. 3 Significant investment and careful planning. 4 Irresponsible behavior can reduce effectiveness. 5 Awareness. 6 Reliability. 7 Modernize/modernise. 8 Effective. 9 Awareness. 10 im-.</w:t>
-      </w:r>
-    </w:p>
-    <w:p>
-      <w:r>
-        <w:rPr>
-          <w:b/>
-        </w:rPr>
-        <w:t xml:space="preserve">BÀI VIẾT MẪU (109 từ): My school should introduce a modern recycling system. At present, unclear labels cause confusion, and recyclable materials are often placed incorrectly. First, colorful containers should be installed in accessible locations. Their careful arrangement would make waste collection more effective. The school should also organize educational activities to raise environmental awareness. Student participation is essential, so each class could choose two responsible volunteers. They would explain the system clearly and encourage others to behave responsibly. Regular competitions could create friendly motivation, while monthly reports would show our improvement. With practical planning and active cooperation, this innovation could significantly reduce waste and make the school cleaner, healthier and more environmentally friendly.</w:t>
-      </w:r>
+      <w:pPr>
+        <w:rPr>
+          <w:color w:val="000000"/>
+        </w:rPr>
+      </w:pPr>
+      <w:r>
+        <w:rPr>
+          <w:b/>
+          <w:color w:val="000000"/>
+        </w:rPr>
+        <w:t>BÀI TẬP NGÀY 76</w:t>
+      </w:r>
+    </w:p>
+    <w:p>
+      <w:pPr>
+        <w:rPr>
+          <w:color w:val="000000"/>
+        </w:rPr>
+      </w:pPr>
+      <w:r>
+        <w:rPr>
+          <w:color w:val="000000"/>
+        </w:rPr>
+        <w:t>CẤU TẠO TỪ (WORD FORMATION)</w:t>
+      </w:r>
+    </w:p>
+    <w:p>
+      <w:pPr>
+        <w:rPr>
+          <w:color w:val="000000"/>
+        </w:rPr>
+      </w:pPr>
+      <w:r>
+        <w:rPr>
+          <w:color w:val="000000"/>
+        </w:rPr>
+        <w:t>10 phần – 100 điểm | Thời gian gợi ý: 70–85 phút</w:t>
+      </w:r>
+    </w:p>
+    <w:p>
+      <w:pPr>
+        <w:rPr>
+          <w:color w:val="000000"/>
+        </w:rPr>
+      </w:pPr>
+      <w:r>
+        <w:rPr>
+          <w:color w:val="000000"/>
+        </w:rPr>
+        <w:t>Họ và tên: __________________________                         Điểm: ________/100</w:t>
+      </w:r>
+    </w:p>
+    <w:p>
+      <w:pPr>
+        <w:keepNext/>
+        <w:spacing w:before="60" w:after="80"/>
+        <w:rPr>
+          <w:b/>
+          <w:color w:val="000000"/>
+        </w:rPr>
+      </w:pPr>
+      <w:r>
+        <w:rPr>
+          <w:b/>
+          <w:color w:val="000000"/>
+        </w:rPr>
+        <w:t>PHẦN 1. TẠO DANH TỪ (10 điểm)</w:t>
+      </w:r>
+    </w:p>
+    <w:p>
+      <w:pPr>
+        <w:spacing w:before="80" w:after="120"/>
+        <w:rPr>
+          <w:color w:val="000000"/>
+        </w:rPr>
+      </w:pPr>
+      <w:r>
+        <w:rPr>
+          <w:color w:val="000000"/>
+        </w:rPr>
+        <w:t>1. develop → ______</w:t>
+      </w:r>
+    </w:p>
+    <w:p>
+      <w:pPr>
+        <w:spacing w:before="120" w:after="120"/>
+        <w:rPr>
+          <w:color w:val="000000"/>
+        </w:rPr>
+      </w:pPr>
+      <w:r>
+        <w:rPr>
+          <w:color w:val="000000"/>
+        </w:rPr>
+        <w:t>2. decide → ______</w:t>
+      </w:r>
+    </w:p>
+    <w:p>
+      <w:pPr>
+        <w:spacing w:before="120" w:after="120"/>
+        <w:rPr>
+          <w:color w:val="000000"/>
+        </w:rPr>
+      </w:pPr>
+      <w:r>
+        <w:rPr>
+          <w:color w:val="000000"/>
+        </w:rPr>
+        <w:t>3. happy → ______</w:t>
+      </w:r>
+    </w:p>
+    <w:p>
+      <w:pPr>
+        <w:spacing w:before="120" w:after="120"/>
+        <w:rPr>
+          <w:color w:val="000000"/>
+        </w:rPr>
+      </w:pPr>
+      <w:r>
+        <w:rPr>
+          <w:color w:val="000000"/>
+        </w:rPr>
+        <w:t>4. responsible → ______</w:t>
+      </w:r>
+    </w:p>
+    <w:p>
+      <w:pPr>
+        <w:spacing w:before="120" w:after="120"/>
+        <w:rPr>
+          <w:color w:val="000000"/>
+        </w:rPr>
+      </w:pPr>
+      <w:r>
+        <w:rPr>
+          <w:color w:val="000000"/>
+        </w:rPr>
+        <w:t>5. confident → ______</w:t>
+      </w:r>
+    </w:p>
+    <w:p>
+      <w:pPr>
+        <w:spacing w:before="120" w:after="120"/>
+        <w:rPr>
+          <w:color w:val="000000"/>
+        </w:rPr>
+      </w:pPr>
+      <w:r>
+        <w:rPr>
+          <w:color w:val="000000"/>
+        </w:rPr>
+        <w:t>6. improve → ______</w:t>
+      </w:r>
+    </w:p>
+    <w:p>
+      <w:pPr>
+        <w:spacing w:before="120" w:after="120"/>
+        <w:rPr>
+          <w:color w:val="000000"/>
+        </w:rPr>
+      </w:pPr>
+      <w:r>
+        <w:rPr>
+          <w:color w:val="000000"/>
+        </w:rPr>
+        <w:t>7. choose → ______</w:t>
+      </w:r>
+    </w:p>
+    <w:p>
+      <w:pPr>
+        <w:spacing w:before="120" w:after="120"/>
+        <w:rPr>
+          <w:color w:val="000000"/>
+        </w:rPr>
+      </w:pPr>
+      <w:r>
+        <w:rPr>
+          <w:color w:val="000000"/>
+        </w:rPr>
+        <w:t>8. strong → ______</w:t>
+      </w:r>
+    </w:p>
+    <w:p>
+      <w:pPr>
+        <w:spacing w:before="120" w:after="120"/>
+        <w:rPr>
+          <w:color w:val="000000"/>
+        </w:rPr>
+      </w:pPr>
+      <w:r>
+        <w:rPr>
+          <w:color w:val="000000"/>
+        </w:rPr>
+        <w:t>9. arrive → ______</w:t>
+      </w:r>
+    </w:p>
+    <w:p>
+      <w:pPr>
+        <w:spacing w:before="120" w:after="120"/>
+        <w:rPr>
+          <w:color w:val="000000"/>
+        </w:rPr>
+      </w:pPr>
+      <w:r>
+        <w:rPr>
+          <w:color w:val="000000"/>
+        </w:rPr>
+        <w:t>10. apply → ______</w:t>
+      </w:r>
+    </w:p>
+    <w:p>
+      <w:pPr>
+        <w:keepNext/>
+        <w:spacing w:before="240" w:after="80"/>
+        <w:rPr>
+          <w:b/>
+          <w:color w:val="000000"/>
+        </w:rPr>
+      </w:pPr>
+      <w:r>
+        <w:rPr>
+          <w:b/>
+          <w:color w:val="000000"/>
+        </w:rPr>
+        <w:t>PHẦN 2. TẠO TÍNH TỪ (10 điểm)</w:t>
+      </w:r>
+    </w:p>
+    <w:p>
+      <w:pPr>
+        <w:spacing w:before="80" w:after="120"/>
+        <w:rPr>
+          <w:color w:val="000000"/>
+        </w:rPr>
+      </w:pPr>
+      <w:r>
+        <w:rPr>
+          <w:color w:val="000000"/>
+        </w:rPr>
+        <w:t>1. success → ______</w:t>
+      </w:r>
+    </w:p>
+    <w:p>
+      <w:pPr>
+        <w:spacing w:before="120" w:after="120"/>
+        <w:rPr>
+          <w:color w:val="000000"/>
+        </w:rPr>
+      </w:pPr>
+      <w:r>
+        <w:rPr>
+          <w:color w:val="000000"/>
+        </w:rPr>
+        <w:t>2. danger → ______</w:t>
+      </w:r>
+    </w:p>
+    <w:p>
+      <w:pPr>
+        <w:spacing w:before="120" w:after="120"/>
+        <w:rPr>
+          <w:color w:val="000000"/>
+        </w:rPr>
+      </w:pPr>
+      <w:r>
+        <w:rPr>
+          <w:color w:val="000000"/>
+        </w:rPr>
+        <w:t>3. environment → ______</w:t>
+      </w:r>
+    </w:p>
+    <w:p>
+      <w:pPr>
+        <w:spacing w:before="120" w:after="120"/>
+        <w:rPr>
+          <w:color w:val="000000"/>
+        </w:rPr>
+      </w:pPr>
+      <w:r>
+        <w:rPr>
+          <w:color w:val="000000"/>
+        </w:rPr>
+        <w:t>4. effect → ______</w:t>
+      </w:r>
+    </w:p>
+    <w:p>
+      <w:pPr>
+        <w:spacing w:before="120" w:after="120"/>
+        <w:rPr>
+          <w:color w:val="000000"/>
+        </w:rPr>
+      </w:pPr>
+      <w:r>
+        <w:rPr>
+          <w:color w:val="000000"/>
+        </w:rPr>
+        <w:t>5. comfort → ______</w:t>
+      </w:r>
+    </w:p>
+    <w:p>
+      <w:pPr>
+        <w:spacing w:before="120" w:after="120"/>
+        <w:rPr>
+          <w:color w:val="000000"/>
+        </w:rPr>
+      </w:pPr>
+      <w:r>
+        <w:rPr>
+          <w:color w:val="000000"/>
+        </w:rPr>
+        <w:t>6. rely → ______</w:t>
+      </w:r>
+    </w:p>
+    <w:p>
+      <w:pPr>
+        <w:spacing w:before="120" w:after="120"/>
+        <w:rPr>
+          <w:color w:val="000000"/>
+        </w:rPr>
+      </w:pPr>
+      <w:r>
+        <w:rPr>
+          <w:color w:val="000000"/>
+        </w:rPr>
+        <w:t>7. use → ______ (có ích)</w:t>
+      </w:r>
+    </w:p>
+    <w:p>
+      <w:pPr>
+        <w:spacing w:before="120" w:after="120"/>
+        <w:rPr>
+          <w:color w:val="000000"/>
+        </w:rPr>
+      </w:pPr>
+      <w:r>
+        <w:rPr>
+          <w:color w:val="000000"/>
+        </w:rPr>
+        <w:t>8. care → ______ (bất cẩn)</w:t>
+      </w:r>
+    </w:p>
+    <w:p>
+      <w:pPr>
+        <w:spacing w:before="120" w:after="120"/>
+        <w:rPr>
+          <w:color w:val="000000"/>
+        </w:rPr>
+      </w:pPr>
+      <w:r>
+        <w:rPr>
+          <w:color w:val="000000"/>
+        </w:rPr>
+        <w:t>9. access → ______</w:t>
+      </w:r>
+    </w:p>
+    <w:p>
+      <w:pPr>
+        <w:spacing w:before="120" w:after="120"/>
+        <w:rPr>
+          <w:color w:val="000000"/>
+        </w:rPr>
+      </w:pPr>
+      <w:r>
+        <w:rPr>
+          <w:color w:val="000000"/>
+        </w:rPr>
+        <w:t>10. attract → ______</w:t>
+      </w:r>
+    </w:p>
+    <w:p>
+      <w:pPr>
+        <w:keepNext/>
+        <w:spacing w:before="240" w:after="80"/>
+        <w:rPr>
+          <w:b/>
+          <w:color w:val="000000"/>
+        </w:rPr>
+      </w:pPr>
+      <w:r>
+        <w:rPr>
+          <w:b/>
+          <w:color w:val="000000"/>
+        </w:rPr>
+        <w:t>PHẦN 3. TẠO TRẠNG TỪ HOẶC ĐỘNG TỪ (10 điểm)</w:t>
+      </w:r>
+    </w:p>
+    <w:p>
+      <w:pPr>
+        <w:spacing w:before="80" w:after="120"/>
+        <w:rPr>
+          <w:color w:val="000000"/>
+        </w:rPr>
+      </w:pPr>
+      <w:r>
+        <w:rPr>
+          <w:color w:val="000000"/>
+        </w:rPr>
+        <w:t>1. careful → ______</w:t>
+      </w:r>
+    </w:p>
+    <w:p>
+      <w:pPr>
+        <w:spacing w:before="120" w:after="120"/>
+        <w:rPr>
+          <w:color w:val="000000"/>
+        </w:rPr>
+      </w:pPr>
+      <w:r>
+        <w:rPr>
+          <w:color w:val="000000"/>
+        </w:rPr>
+        <w:t>2. rapid → ______</w:t>
+      </w:r>
+    </w:p>
+    <w:p>
+      <w:pPr>
+        <w:spacing w:before="120" w:after="120"/>
+        <w:rPr>
+          <w:color w:val="000000"/>
+        </w:rPr>
+      </w:pPr>
+      <w:r>
+        <w:rPr>
+          <w:color w:val="000000"/>
+        </w:rPr>
+        <w:t>3. possible → ______</w:t>
+      </w:r>
+    </w:p>
+    <w:p>
+      <w:pPr>
+        <w:spacing w:before="120" w:after="120"/>
+        <w:rPr>
+          <w:color w:val="000000"/>
+        </w:rPr>
+      </w:pPr>
+      <w:r>
+        <w:rPr>
+          <w:color w:val="000000"/>
+        </w:rPr>
+        <w:t>4. economic → ______</w:t>
+      </w:r>
+    </w:p>
+    <w:p>
+      <w:pPr>
+        <w:spacing w:before="120" w:after="120"/>
+        <w:rPr>
+          <w:color w:val="000000"/>
+        </w:rPr>
+      </w:pPr>
+      <w:r>
+        <w:rPr>
+          <w:color w:val="000000"/>
+        </w:rPr>
+        <w:t>5. easy → ______</w:t>
+      </w:r>
+    </w:p>
+    <w:p>
+      <w:pPr>
+        <w:spacing w:before="120" w:after="120"/>
+        <w:rPr>
+          <w:color w:val="000000"/>
+        </w:rPr>
+      </w:pPr>
+      <w:r>
+        <w:rPr>
+          <w:color w:val="000000"/>
+        </w:rPr>
+        <w:t>6. simple → ______ (động từ)</w:t>
+      </w:r>
+    </w:p>
+    <w:p>
+      <w:pPr>
+        <w:spacing w:before="120" w:after="120"/>
+        <w:rPr>
+          <w:color w:val="000000"/>
+        </w:rPr>
+      </w:pPr>
+      <w:r>
+        <w:rPr>
+          <w:color w:val="000000"/>
+        </w:rPr>
+        <w:lastRenderedPageBreak/>
+        <w:t>7. modern → ______ (động từ)</w:t>
+      </w:r>
+    </w:p>
+    <w:p>
+      <w:pPr>
+        <w:spacing w:before="120" w:after="120"/>
+        <w:rPr>
+          <w:color w:val="000000"/>
+        </w:rPr>
+      </w:pPr>
+      <w:r>
+        <w:rPr>
+          <w:color w:val="000000"/>
+        </w:rPr>
+        <w:t>8. strength → ______ (động từ)</w:t>
+      </w:r>
+    </w:p>
+    <w:p>
+      <w:pPr>
+        <w:spacing w:before="120" w:after="120"/>
+        <w:rPr>
+          <w:color w:val="000000"/>
+        </w:rPr>
+      </w:pPr>
+      <w:r>
+        <w:rPr>
+          <w:color w:val="000000"/>
+        </w:rPr>
+        <w:t>9. clear → ______ (động từ)</w:t>
+      </w:r>
+    </w:p>
+    <w:p>
+      <w:pPr>
+        <w:spacing w:before="120" w:after="120"/>
+        <w:rPr>
+          <w:color w:val="000000"/>
+        </w:rPr>
+      </w:pPr>
+      <w:r>
+        <w:rPr>
+          <w:color w:val="000000"/>
+        </w:rPr>
+        <w:t>10. courage → ______ (động từ)</w:t>
+      </w:r>
+    </w:p>
+    <w:p>
+      <w:pPr>
+        <w:keepNext/>
+        <w:spacing w:before="240" w:after="80"/>
+        <w:rPr>
+          <w:b/>
+          <w:color w:val="000000"/>
+        </w:rPr>
+      </w:pPr>
+      <w:r>
+        <w:rPr>
+          <w:b/>
+          <w:color w:val="000000"/>
+        </w:rPr>
+        <w:t>PHẦN 4. THÊM TIỀN TỐ PHỦ ĐỊNH (10 điểm)</w:t>
+      </w:r>
+    </w:p>
+    <w:p>
+      <w:pPr>
+        <w:spacing w:before="80" w:after="120"/>
+        <w:rPr>
+          <w:color w:val="000000"/>
+        </w:rPr>
+      </w:pPr>
+      <w:r>
+        <w:rPr>
+          <w:color w:val="000000"/>
+        </w:rPr>
+        <w:t>1. possible → ______</w:t>
+      </w:r>
+    </w:p>
+    <w:p>
+      <w:pPr>
+        <w:spacing w:before="120" w:after="120"/>
+        <w:rPr>
+          <w:color w:val="000000"/>
+        </w:rPr>
+      </w:pPr>
+      <w:r>
+        <w:rPr>
+          <w:color w:val="000000"/>
+        </w:rPr>
+        <w:t>2. legal → ______</w:t>
+      </w:r>
+    </w:p>
+    <w:p>
+      <w:pPr>
+        <w:spacing w:before="120" w:after="120"/>
+        <w:rPr>
+          <w:color w:val="000000"/>
+        </w:rPr>
+      </w:pPr>
+      <w:r>
+        <w:rPr>
+          <w:color w:val="000000"/>
+        </w:rPr>
+        <w:t>3. regular → ______</w:t>
+      </w:r>
+    </w:p>
+    <w:p>
+      <w:pPr>
+        <w:spacing w:before="120" w:after="120"/>
+        <w:rPr>
+          <w:color w:val="000000"/>
+        </w:rPr>
+      </w:pPr>
+      <w:r>
+        <w:rPr>
+          <w:color w:val="000000"/>
+        </w:rPr>
+        <w:t>4. honest → ______</w:t>
+      </w:r>
+    </w:p>
+    <w:p>
+      <w:pPr>
+        <w:spacing w:before="120" w:after="120"/>
+        <w:rPr>
+          <w:color w:val="000000"/>
+        </w:rPr>
+      </w:pPr>
+      <w:r>
+        <w:rPr>
+          <w:color w:val="000000"/>
+        </w:rPr>
+        <w:t>5. active → ______</w:t>
+      </w:r>
+    </w:p>
+    <w:p>
+      <w:pPr>
+        <w:spacing w:before="120" w:after="120"/>
+        <w:rPr>
+          <w:color w:val="000000"/>
+        </w:rPr>
+      </w:pPr>
+      <w:r>
+        <w:rPr>
+          <w:color w:val="000000"/>
+        </w:rPr>
+        <w:t>6. patient → ______</w:t>
+      </w:r>
+    </w:p>
+    <w:p>
+      <w:pPr>
+        <w:spacing w:before="120" w:after="120"/>
+        <w:rPr>
+          <w:color w:val="000000"/>
+        </w:rPr>
+      </w:pPr>
+      <w:r>
+        <w:rPr>
+          <w:color w:val="000000"/>
+        </w:rPr>
+        <w:t>7. responsible → ______</w:t>
+      </w:r>
+    </w:p>
+    <w:p>
+      <w:pPr>
+        <w:spacing w:before="120" w:after="120"/>
+        <w:rPr>
+          <w:color w:val="000000"/>
+        </w:rPr>
+      </w:pPr>
+      <w:r>
+        <w:rPr>
+          <w:color w:val="000000"/>
+        </w:rPr>
+        <w:t>8. fair → ______</w:t>
+      </w:r>
+    </w:p>
+    <w:p>
+      <w:pPr>
+        <w:spacing w:before="120" w:after="120"/>
+        <w:rPr>
+          <w:color w:val="000000"/>
+        </w:rPr>
+      </w:pPr>
+      <w:r>
+        <w:rPr>
+          <w:color w:val="000000"/>
+        </w:rPr>
+        <w:t>9. logical → ______</w:t>
+      </w:r>
+    </w:p>
+    <w:p>
+      <w:pPr>
+        <w:spacing w:before="120" w:after="120"/>
+        <w:rPr>
+          <w:color w:val="000000"/>
+        </w:rPr>
+      </w:pPr>
+      <w:r>
+        <w:rPr>
+          <w:color w:val="000000"/>
+        </w:rPr>
+        <w:t>10. understand → ______ (hiểu sai)</w:t>
+      </w:r>
+    </w:p>
+    <w:p>
+      <w:pPr>
+        <w:keepNext/>
+        <w:spacing w:before="240" w:after="80"/>
+        <w:rPr>
+          <w:b/>
+          <w:color w:val="000000"/>
+        </w:rPr>
+      </w:pPr>
+      <w:r>
+        <w:rPr>
+          <w:b/>
+          <w:color w:val="000000"/>
+        </w:rPr>
+        <w:t>PHẦN 5. CHỌN DẠNG TỪ ĐÚNG (10 điểm)</w:t>
+      </w:r>
+    </w:p>
+    <w:p>
+      <w:pPr>
+        <w:spacing w:before="80" w:after="120"/>
+        <w:rPr>
+          <w:color w:val="000000"/>
+        </w:rPr>
+      </w:pPr>
+      <w:r>
+        <w:rPr>
+          <w:color w:val="000000"/>
+        </w:rPr>
+        <w:t>1. The company reported a significant ___. A improve B improvement C improving D improved</w:t>
+      </w:r>
+    </w:p>
+    <w:p>
+      <w:pPr>
+        <w:spacing w:before="120" w:after="120"/>
+        <w:rPr>
+          <w:color w:val="000000"/>
+        </w:rPr>
+      </w:pPr>
+      <w:r>
+        <w:rPr>
+          <w:color w:val="000000"/>
+        </w:rPr>
+        <w:t>2. This method is highly ___. A effect B effective C effectively D effectiveness</w:t>
+      </w:r>
+    </w:p>
+    <w:p>
+      <w:pPr>
+        <w:spacing w:before="120" w:after="120"/>
+        <w:rPr>
+          <w:color w:val="000000"/>
+        </w:rPr>
+      </w:pPr>
+      <w:r>
+        <w:rPr>
+          <w:color w:val="000000"/>
+        </w:rPr>
+        <w:t>3. Students participated ___. A active B activity C actively D activate</w:t>
+      </w:r>
+    </w:p>
+    <w:p>
+      <w:pPr>
+        <w:spacing w:before="120" w:after="120"/>
+        <w:rPr>
+          <w:color w:val="000000"/>
+        </w:rPr>
+      </w:pPr>
+      <w:r>
+        <w:rPr>
+          <w:color w:val="000000"/>
+        </w:rPr>
+        <w:t>4. The instructions were ___. A clarity B clearly C clear D clarify</w:t>
+      </w:r>
+    </w:p>
+    <w:p>
+      <w:pPr>
+        <w:spacing w:before="120" w:after="120"/>
+        <w:rPr>
+          <w:color w:val="000000"/>
+        </w:rPr>
+      </w:pPr>
+      <w:r>
+        <w:rPr>
+          <w:color w:val="000000"/>
+        </w:rPr>
+        <w:t>5. The city needs better waste ___. A manage B manager C management D manageable</w:t>
+      </w:r>
+    </w:p>
+    <w:p>
+      <w:pPr>
+        <w:spacing w:before="120" w:after="120"/>
+        <w:rPr>
+          <w:color w:val="000000"/>
+        </w:rPr>
+      </w:pPr>
+      <w:r>
+        <w:rPr>
+          <w:color w:val="000000"/>
+        </w:rPr>
+        <w:t>6. Her behavior was completely ___. A responsible B irresponsible C responsibility D responsibly</w:t>
+      </w:r>
+    </w:p>
+    <w:p>
+      <w:pPr>
+        <w:spacing w:before="120" w:after="120"/>
+        <w:rPr>
+          <w:color w:val="000000"/>
+        </w:rPr>
+      </w:pPr>
+      <w:r>
+        <w:rPr>
+          <w:color w:val="000000"/>
+        </w:rPr>
+        <w:t>7. The software is easily ___. A access B accessible C accessibly D accessibility</w:t>
+      </w:r>
+    </w:p>
+    <w:p>
+      <w:pPr>
+        <w:spacing w:before="120" w:after="120"/>
+        <w:rPr>
+          <w:color w:val="000000"/>
+        </w:rPr>
+      </w:pPr>
+      <w:r>
+        <w:rPr>
+          <w:color w:val="000000"/>
+        </w:rPr>
+        <w:t>8. We must ___ the process. A simplification B simple C simply D simplify</w:t>
+      </w:r>
+    </w:p>
+    <w:p>
+      <w:pPr>
+        <w:spacing w:before="120" w:after="120"/>
+        <w:rPr>
+          <w:color w:val="000000"/>
+        </w:rPr>
+      </w:pPr>
+      <w:r>
+        <w:rPr>
+          <w:color w:val="000000"/>
+        </w:rPr>
+        <w:t>9. The result was ___. A surprise B surprised C surprising D surprisingly</w:t>
+      </w:r>
+    </w:p>
+    <w:p>
+      <w:pPr>
+        <w:spacing w:before="120" w:after="120"/>
+        <w:rPr>
+          <w:color w:val="000000"/>
+        </w:rPr>
+      </w:pPr>
+      <w:r>
+        <w:rPr>
+          <w:color w:val="000000"/>
+        </w:rPr>
+        <w:t>10. Their ___ helped the project succeed. A cooperate B cooperative C cooperation D cooperatively</w:t>
+      </w:r>
+    </w:p>
+    <w:p>
+      <w:pPr>
+        <w:keepNext/>
+        <w:spacing w:before="240" w:after="80"/>
+        <w:rPr>
+          <w:b/>
+          <w:color w:val="000000"/>
+        </w:rPr>
+      </w:pPr>
+      <w:r>
+        <w:rPr>
+          <w:b/>
+          <w:color w:val="000000"/>
+        </w:rPr>
+        <w:t>PHẦN 6. DÙNG DẠNG ĐÚNG TRONG CÂU (10 điểm)</w:t>
+      </w:r>
+    </w:p>
+    <w:p>
+      <w:pPr>
+        <w:spacing w:before="80" w:after="120"/>
+        <w:rPr>
+          <w:color w:val="000000"/>
+        </w:rPr>
+      </w:pPr>
+      <w:r>
+        <w:rPr>
+          <w:color w:val="000000"/>
+        </w:rPr>
+        <w:t>1. The new policy may create more job ___. (OPPORTUNE)</w:t>
+      </w:r>
+    </w:p>
+    <w:p>
+      <w:pPr>
+        <w:spacing w:before="120" w:after="120"/>
+        <w:rPr>
+          <w:color w:val="000000"/>
+        </w:rPr>
+      </w:pPr>
+      <w:r>
+        <w:rPr>
+          <w:color w:val="000000"/>
+        </w:rPr>
+        <w:t>2. She explained the problem very ___. (CLEAR)</w:t>
+      </w:r>
+    </w:p>
+    <w:p>
+      <w:pPr>
+        <w:spacing w:before="120" w:after="120"/>
+        <w:rPr>
+          <w:color w:val="000000"/>
+        </w:rPr>
+      </w:pPr>
+      <w:r>
+        <w:rPr>
+          <w:color w:val="000000"/>
+        </w:rPr>
+        <w:t>3. The equipment is old and ___. (RELY)</w:t>
+      </w:r>
+    </w:p>
+    <w:p>
+      <w:pPr>
+        <w:spacing w:before="120" w:after="120"/>
+        <w:rPr>
+          <w:color w:val="000000"/>
+        </w:rPr>
+      </w:pPr>
+      <w:r>
+        <w:rPr>
+          <w:color w:val="000000"/>
+        </w:rPr>
+        <w:lastRenderedPageBreak/>
+        <w:t>4. Regular exercise is highly ___. (BENEFIT)</w:t>
+      </w:r>
+    </w:p>
+    <w:p>
+      <w:pPr>
+        <w:spacing w:before="120" w:after="120"/>
+        <w:rPr>
+          <w:color w:val="000000"/>
+        </w:rPr>
+      </w:pPr>
+      <w:r>
+        <w:rPr>
+          <w:color w:val="000000"/>
+        </w:rPr>
+        <w:t>5. We were impressed by his ___. (CREATE)</w:t>
+      </w:r>
+    </w:p>
+    <w:p>
+      <w:pPr>
+        <w:spacing w:before="120" w:after="120"/>
+        <w:rPr>
+          <w:color w:val="000000"/>
+        </w:rPr>
+      </w:pPr>
+      <w:r>
+        <w:rPr>
+          <w:color w:val="000000"/>
+        </w:rPr>
+        <w:t>6. The two products are very ___. (COMPETE)</w:t>
+      </w:r>
+    </w:p>
+    <w:p>
+      <w:pPr>
+        <w:spacing w:before="120" w:after="120"/>
+        <w:rPr>
+          <w:color w:val="000000"/>
+        </w:rPr>
+      </w:pPr>
+      <w:r>
+        <w:rPr>
+          <w:color w:val="000000"/>
+        </w:rPr>
+        <w:t>7. The company plans to ___ its services. (MODERN)</w:t>
+      </w:r>
+    </w:p>
+    <w:p>
+      <w:pPr>
+        <w:spacing w:before="120" w:after="120"/>
+        <w:rPr>
+          <w:color w:val="000000"/>
+        </w:rPr>
+      </w:pPr>
+      <w:r>
+        <w:rPr>
+          <w:color w:val="000000"/>
+        </w:rPr>
+        <w:t>8. His answer showed a complete ___. (UNDERSTAND – negative)</w:t>
+      </w:r>
+    </w:p>
+    <w:p>
+      <w:pPr>
+        <w:spacing w:before="120" w:after="120"/>
+        <w:rPr>
+          <w:color w:val="000000"/>
+        </w:rPr>
+      </w:pPr>
+      <w:r>
+        <w:rPr>
+          <w:color w:val="000000"/>
+        </w:rPr>
+        <w:t>9. The road is being ___ for safety. (WIDE)</w:t>
+      </w:r>
+    </w:p>
+    <w:p>
+      <w:pPr>
+        <w:spacing w:before="120" w:after="120"/>
+        <w:rPr>
+          <w:color w:val="000000"/>
+        </w:rPr>
+      </w:pPr>
+      <w:r>
+        <w:rPr>
+          <w:color w:val="000000"/>
+        </w:rPr>
+        <w:t>10. All applications must be submitted ___. (ELECTRONIC)</w:t>
+      </w:r>
+    </w:p>
+    <w:p>
+      <w:pPr>
+        <w:keepNext/>
+        <w:spacing w:before="240" w:after="80"/>
+        <w:rPr>
+          <w:b/>
+          <w:color w:val="000000"/>
+        </w:rPr>
+      </w:pPr>
+      <w:r>
+        <w:rPr>
+          <w:b/>
+          <w:color w:val="000000"/>
+        </w:rPr>
+        <w:t>PHẦN 7. SỬA LỖI CẤU TẠO TỪ (10 điểm)</w:t>
+      </w:r>
+    </w:p>
+    <w:p>
+      <w:pPr>
+        <w:spacing w:before="80" w:after="120"/>
+        <w:rPr>
+          <w:color w:val="000000"/>
+        </w:rPr>
+      </w:pPr>
+      <w:r>
+        <w:rPr>
+          <w:color w:val="000000"/>
+        </w:rPr>
+        <w:t>1. The project was very successfull.</w:t>
+      </w:r>
+    </w:p>
+    <w:p>
+      <w:pPr>
+        <w:spacing w:before="120" w:after="120"/>
+        <w:rPr>
+          <w:color w:val="000000"/>
+        </w:rPr>
+      </w:pPr>
+      <w:r>
+        <w:rPr>
+          <w:color w:val="000000"/>
+        </w:rPr>
+        <w:t>2. We saw a rapid developement.</w:t>
+      </w:r>
+    </w:p>
+    <w:p>
+      <w:pPr>
+        <w:spacing w:before="120" w:after="120"/>
+        <w:rPr>
+          <w:color w:val="000000"/>
+        </w:rPr>
+      </w:pPr>
+      <w:r>
+        <w:rPr>
+          <w:color w:val="000000"/>
+        </w:rPr>
+        <w:t>3. It is unpossible to finish today.</w:t>
+      </w:r>
+    </w:p>
+    <w:p>
+      <w:pPr>
+        <w:spacing w:before="120" w:after="120"/>
+        <w:rPr>
+          <w:color w:val="000000"/>
+        </w:rPr>
+      </w:pPr>
+      <w:r>
+        <w:rPr>
+          <w:color w:val="000000"/>
+        </w:rPr>
+        <w:t>4. She answered the question confident.</w:t>
+      </w:r>
+    </w:p>
+    <w:p>
+      <w:pPr>
+        <w:spacing w:before="120" w:after="120"/>
+        <w:rPr>
+          <w:color w:val="000000"/>
+        </w:rPr>
+      </w:pPr>
+      <w:r>
+        <w:rPr>
+          <w:color w:val="000000"/>
+        </w:rPr>
+        <w:t>5. This information is not reliability.</w:t>
+      </w:r>
+    </w:p>
+    <w:p>
+      <w:pPr>
+        <w:spacing w:before="120" w:after="120"/>
+        <w:rPr>
+          <w:color w:val="000000"/>
+        </w:rPr>
+      </w:pPr>
+      <w:r>
+        <w:rPr>
+          <w:color w:val="000000"/>
+        </w:rPr>
+        <w:t>6. He works hardly every day.</w:t>
+      </w:r>
+    </w:p>
+    <w:p>
+      <w:pPr>
+        <w:spacing w:before="120" w:after="120"/>
+        <w:rPr>
+          <w:color w:val="000000"/>
+        </w:rPr>
+      </w:pPr>
+      <w:r>
+        <w:rPr>
+          <w:color w:val="000000"/>
+        </w:rPr>
+        <w:t>7. The film made us very interesting.</w:t>
+      </w:r>
+    </w:p>
+    <w:p>
+      <w:pPr>
+        <w:spacing w:before="120" w:after="120"/>
+        <w:rPr>
+          <w:color w:val="000000"/>
+        </w:rPr>
+      </w:pPr>
+      <w:r>
+        <w:rPr>
+          <w:color w:val="000000"/>
+        </w:rPr>
+        <w:t>8. Her responsability is to check the data.</w:t>
+      </w:r>
+    </w:p>
+    <w:p>
+      <w:pPr>
+        <w:spacing w:before="120" w:after="120"/>
+        <w:rPr>
+          <w:color w:val="000000"/>
+        </w:rPr>
+      </w:pPr>
+      <w:r>
+        <w:rPr>
+          <w:color w:val="000000"/>
+        </w:rPr>
+        <w:t>9. The system operates automatic.</w:t>
+      </w:r>
+    </w:p>
+    <w:p>
+      <w:pPr>
+        <w:spacing w:before="120" w:after="120"/>
+        <w:rPr>
+          <w:color w:val="000000"/>
+        </w:rPr>
+      </w:pPr>
+      <w:r>
+        <w:rPr>
+          <w:color w:val="000000"/>
+        </w:rPr>
+        <w:t>10. We need to simple the instructions.</w:t>
+      </w:r>
+    </w:p>
+    <w:p>
+      <w:pPr>
+        <w:keepNext/>
+        <w:spacing w:before="240" w:after="80"/>
+        <w:rPr>
+          <w:b/>
+          <w:color w:val="000000"/>
+        </w:rPr>
+      </w:pPr>
+      <w:r>
+        <w:rPr>
+          <w:b/>
+          <w:color w:val="000000"/>
+        </w:rPr>
+        <w:t>PHẦN 8. HOÀN THÀNH ĐOẠN VĂN (10 điểm)</w:t>
+      </w:r>
+    </w:p>
+    <w:p>
+      <w:pPr>
+        <w:rPr>
+          <w:color w:val="000000"/>
+        </w:rPr>
+      </w:pPr>
+      <w:r>
+        <w:rPr>
+          <w:color w:val="000000"/>
+        </w:rPr>
+        <w:t>Dùng dạng đúng của từ trong ngoặc.</w:t>
+      </w:r>
+    </w:p>
+    <w:p>
+      <w:pPr>
+        <w:rPr>
+          <w:color w:val="000000"/>
+        </w:rPr>
+      </w:pPr>
+      <w:r>
+        <w:rPr>
+          <w:color w:val="000000"/>
+        </w:rPr>
+        <w:t>A local school recently introduced an (1) ___ learning platform. (INNOVATE) Its main aim is to improve student (2) ___. (PARTICIPATE) The system is simple, (3) ___ and easily accessible. (RELY) Teachers can create (4) ___ activities and monitor progress (5) ___. (INTERACT / EFFECT) Initial student (6) ___ was positive. (RESPOND) However, some users experienced (7) ___ difficulties. (TECHNOLOGY) The school therefore organized extra (8) ___ sessions. (TRAIN) After several weeks, students used the platform more (9) ___ and showed greater learning (10) ___. (CONFIDENT / INDEPENDENT)</w:t>
+      </w:r>
+    </w:p>
+    <w:p>
+      <w:pPr>
+        <w:keepNext/>
+        <w:spacing w:before="240" w:after="80"/>
+        <w:rPr>
+          <w:b/>
+          <w:color w:val="000000"/>
+        </w:rPr>
+      </w:pPr>
+      <w:r>
+        <w:rPr>
+          <w:b/>
+          <w:color w:val="000000"/>
+        </w:rPr>
+        <w:t>PHẦN 9. ĐỌC HIỂU VÀ PHÂN TÍCH HỌ TỪ (10 điểm)</w:t>
+      </w:r>
+    </w:p>
+    <w:p>
+      <w:pPr>
+        <w:rPr>
+          <w:color w:val="000000"/>
+        </w:rPr>
+      </w:pPr>
+      <w:r>
+        <w:rPr>
+          <w:color w:val="000000"/>
+        </w:rPr>
+        <w:t>Many cities are encouraging the development of environmentally friendly transport. Reliable public transportation can reduce pollution and improve accessibility. However, successful modernization requires significant investment and careful planning. Public cooperation is equally important because irresponsible behavior may reduce the effectiveness of new systems. Educational campaigns can raise awareness and help residents use services responsibly. When governments respond effectively to local needs, sustainable transport becomes a realistic possibility rather than an impossible goal.</w:t>
+      </w:r>
+    </w:p>
+    <w:p>
+      <w:pPr>
+        <w:spacing w:before="80" w:after="120"/>
+        <w:rPr>
+          <w:color w:val="000000"/>
+        </w:rPr>
+      </w:pPr>
+      <w:r>
+        <w:rPr>
+          <w:color w:val="000000"/>
+        </w:rPr>
+        <w:lastRenderedPageBreak/>
+        <w:t>1. What type of transport are cities encouraging? 2. What can reliable transport reduce? 3. What does modernization require? 4. Why is public cooperation important? 5. What can campaigns raise?</w:t>
+      </w:r>
+    </w:p>
+    <w:p>
+      <w:pPr>
+        <w:spacing w:before="120" w:after="120"/>
+        <w:rPr>
+          <w:color w:val="000000"/>
+        </w:rPr>
+      </w:pPr>
+      <w:r>
+        <w:rPr>
+          <w:color w:val="000000"/>
+        </w:rPr>
+        <w:t>6. Give the noun form of reliable. 7. Give the verb form of modernization. 8. Give the adjective form of effectiveness. 9. Give the noun form of aware. 10. Identify the negative prefix in impossible.</w:t>
+      </w:r>
+    </w:p>
+    <w:p>
+      <w:pPr>
+        <w:keepNext/>
+        <w:spacing w:before="240" w:after="80"/>
+        <w:rPr>
+          <w:b/>
+          <w:color w:val="000000"/>
+        </w:rPr>
+      </w:pPr>
+      <w:r>
+        <w:rPr>
+          <w:b/>
+          <w:color w:val="000000"/>
+        </w:rPr>
+        <w:t>PHẦN 10. VIẾT (10 điểm)</w:t>
+      </w:r>
+    </w:p>
+    <w:p>
+      <w:pPr>
+        <w:rPr>
+          <w:color w:val="000000"/>
+        </w:rPr>
+      </w:pPr>
+      <w:r>
+        <w:rPr>
+          <w:color w:val="000000"/>
+        </w:rPr>
+        <w:t>Viết đoạn văn 100–120 từ về một thay đổi tích cực cần thực hiện tại trường hoặc nơi bạn sống. Dùng ít nhất 8 từ được tạo bằng tiền tố/hậu tố và gạch chân chúng nếu làm trên giấy.</w:t>
+      </w:r>
+    </w:p>
+    <w:p>
+      <w:pPr>
+        <w:keepNext/>
+        <w:pageBreakBefore/>
+        <w:spacing w:before="240" w:after="80"/>
+        <w:rPr>
+          <w:b/>
+          <w:color w:val="000000"/>
+        </w:rPr>
+      </w:pPr>
+      <w:r>
+        <w:rPr>
+          <w:b/>
+          <w:color w:val="000000"/>
+        </w:rPr>
+        <w:lastRenderedPageBreak/>
+        <w:t>ĐÁP ÁN</w:t>
+      </w:r>
+    </w:p>
+    <w:p>
+      <w:pPr>
+        <w:keepNext/>
+        <w:spacing w:after="240"/>
+        <w:jc w:val="center"/>
+        <w:rPr>
+          <w:b/>
+          <w:color w:val="000000"/>
+          <w:sz w:val="30"/>
+        </w:rPr>
+      </w:pPr>
+      <w:r>
+        <w:rPr>
+          <w:b/>
+          <w:color w:val="000000"/>
+          <w:sz w:val="30"/>
+        </w:rPr>
+        <w:t>PHẦN 1</w:t>
+      </w:r>
+    </w:p>
+    <w:p>
+      <w:pPr>
+        <w:spacing w:after="160"/>
+        <w:rPr>
+          <w:color w:val="000000"/>
+        </w:rPr>
+      </w:pPr>
+      <w:r>
+        <w:rPr>
+          <w:color w:val="000000"/>
+        </w:rPr>
+        <w:t>1. development</w:t>
+      </w:r>
+    </w:p>
+    <w:p>
+      <w:pPr>
+        <w:spacing w:after="160"/>
+        <w:rPr>
+          <w:color w:val="000000"/>
+        </w:rPr>
+      </w:pPr>
+      <w:r>
+        <w:rPr>
+          <w:color w:val="000000"/>
+        </w:rPr>
+        <w:t>2. decision</w:t>
+      </w:r>
+    </w:p>
+    <w:p>
+      <w:pPr>
+        <w:spacing w:after="160"/>
+        <w:rPr>
+          <w:color w:val="000000"/>
+        </w:rPr>
+      </w:pPr>
+      <w:r>
+        <w:rPr>
+          <w:color w:val="000000"/>
+        </w:rPr>
+        <w:t>3. happiness</w:t>
+      </w:r>
+    </w:p>
+    <w:p>
+      <w:pPr>
+        <w:spacing w:after="160"/>
+        <w:rPr>
+          <w:color w:val="000000"/>
+        </w:rPr>
+      </w:pPr>
+      <w:r>
+        <w:rPr>
+          <w:color w:val="000000"/>
+        </w:rPr>
+        <w:t>4. responsibility</w:t>
+      </w:r>
+    </w:p>
+    <w:p>
+      <w:pPr>
+        <w:spacing w:after="160"/>
+        <w:rPr>
+          <w:color w:val="000000"/>
+        </w:rPr>
+      </w:pPr>
+      <w:r>
+        <w:rPr>
+          <w:color w:val="000000"/>
+        </w:rPr>
+        <w:t>5. confidence</w:t>
+      </w:r>
+    </w:p>
+    <w:p>
+      <w:pPr>
+        <w:spacing w:after="160"/>
+        <w:rPr>
+          <w:color w:val="000000"/>
+        </w:rPr>
+      </w:pPr>
+      <w:r>
+        <w:rPr>
+          <w:color w:val="000000"/>
+        </w:rPr>
+        <w:t>6. improvement</w:t>
+      </w:r>
+    </w:p>
+    <w:p>
+      <w:pPr>
+        <w:spacing w:after="160"/>
+        <w:rPr>
+          <w:color w:val="000000"/>
+        </w:rPr>
+      </w:pPr>
+      <w:r>
+        <w:rPr>
+          <w:color w:val="000000"/>
+        </w:rPr>
+        <w:t>7. choice</w:t>
+      </w:r>
+    </w:p>
+    <w:p>
+      <w:pPr>
+        <w:spacing w:after="160"/>
+        <w:rPr>
+          <w:color w:val="000000"/>
+        </w:rPr>
+      </w:pPr>
+      <w:r>
+        <w:rPr>
+          <w:color w:val="000000"/>
+        </w:rPr>
+        <w:t>8. strength</w:t>
+      </w:r>
+    </w:p>
+    <w:p>
+      <w:pPr>
+        <w:spacing w:after="160"/>
+        <w:rPr>
+          <w:color w:val="000000"/>
+        </w:rPr>
+      </w:pPr>
+      <w:r>
+        <w:rPr>
+          <w:color w:val="000000"/>
+        </w:rPr>
+        <w:t>9. arrival</w:t>
+      </w:r>
+    </w:p>
+    <w:p>
+      <w:pPr>
+        <w:spacing w:after="160"/>
+        <w:rPr>
+          <w:color w:val="000000"/>
+        </w:rPr>
+      </w:pPr>
+      <w:r>
+        <w:rPr>
+          <w:color w:val="000000"/>
+        </w:rPr>
+        <w:t>10. application</w:t>
+      </w:r>
+    </w:p>
+    <w:p>
+      <w:pPr>
+        <w:keepNext/>
+        <w:spacing w:before="240" w:after="80"/>
+        <w:rPr>
+          <w:b/>
+          <w:color w:val="000000"/>
+        </w:rPr>
+      </w:pPr>
+      <w:r>
+        <w:rPr>
+          <w:b/>
+          <w:color w:val="000000"/>
+        </w:rPr>
+        <w:t>PHẦN 2</w:t>
+      </w:r>
+    </w:p>
+    <w:p>
+      <w:pPr>
+        <w:spacing w:after="160"/>
+        <w:rPr>
+          <w:color w:val="000000"/>
+        </w:rPr>
+      </w:pPr>
+      <w:r>
+        <w:rPr>
+          <w:color w:val="000000"/>
+        </w:rPr>
+        <w:t>1. successful</w:t>
+      </w:r>
+    </w:p>
+    <w:p>
+      <w:pPr>
+        <w:spacing w:after="160"/>
+        <w:rPr>
+          <w:color w:val="000000"/>
+        </w:rPr>
+      </w:pPr>
+      <w:r>
+        <w:rPr>
+          <w:color w:val="000000"/>
+        </w:rPr>
+        <w:t>2. dangerous</w:t>
+      </w:r>
+    </w:p>
+    <w:p>
+      <w:pPr>
+        <w:spacing w:after="160"/>
+        <w:rPr>
+          <w:color w:val="000000"/>
+        </w:rPr>
+      </w:pPr>
+      <w:r>
+        <w:rPr>
+          <w:color w:val="000000"/>
+        </w:rPr>
+        <w:t>3. environmental</w:t>
+      </w:r>
+    </w:p>
+    <w:p>
+      <w:pPr>
+        <w:spacing w:after="160"/>
+        <w:rPr>
+          <w:color w:val="000000"/>
+        </w:rPr>
+      </w:pPr>
+      <w:r>
+        <w:rPr>
+          <w:color w:val="000000"/>
+        </w:rPr>
+        <w:t>4. effective</w:t>
+      </w:r>
+    </w:p>
+    <w:p>
+      <w:pPr>
+        <w:spacing w:after="160"/>
+        <w:rPr>
+          <w:color w:val="000000"/>
+        </w:rPr>
+      </w:pPr>
+      <w:r>
+        <w:rPr>
+          <w:color w:val="000000"/>
+        </w:rPr>
+        <w:t>5. comfortable</w:t>
+      </w:r>
+    </w:p>
+    <w:p>
+      <w:pPr>
+        <w:spacing w:after="160"/>
+        <w:rPr>
+          <w:color w:val="000000"/>
+        </w:rPr>
+      </w:pPr>
+      <w:r>
+        <w:rPr>
+          <w:color w:val="000000"/>
+        </w:rPr>
+        <w:t>6. reliable</w:t>
+      </w:r>
+    </w:p>
+    <w:p>
+      <w:pPr>
+        <w:spacing w:after="160"/>
+        <w:rPr>
+          <w:color w:val="000000"/>
+        </w:rPr>
+      </w:pPr>
+      <w:r>
+        <w:rPr>
+          <w:color w:val="000000"/>
+        </w:rPr>
+        <w:t>7. useful</w:t>
+      </w:r>
+    </w:p>
+    <w:p>
+      <w:pPr>
+        <w:spacing w:after="160"/>
+        <w:rPr>
+          <w:color w:val="000000"/>
+        </w:rPr>
+      </w:pPr>
+      <w:r>
+        <w:rPr>
+          <w:color w:val="000000"/>
+        </w:rPr>
+        <w:t>8. careless</w:t>
+      </w:r>
+    </w:p>
+    <w:p>
+      <w:pPr>
+        <w:spacing w:after="160"/>
+        <w:rPr>
+          <w:color w:val="000000"/>
+        </w:rPr>
+      </w:pPr>
+      <w:r>
+        <w:rPr>
+          <w:color w:val="000000"/>
+        </w:rPr>
+        <w:t>9. accessible</w:t>
+      </w:r>
+    </w:p>
+    <w:p>
+      <w:pPr>
+        <w:spacing w:after="160"/>
+        <w:rPr>
+          <w:color w:val="000000"/>
+        </w:rPr>
+      </w:pPr>
+      <w:r>
+        <w:rPr>
+          <w:color w:val="000000"/>
+        </w:rPr>
+        <w:t>10. attractive</w:t>
+      </w:r>
+    </w:p>
+    <w:p>
+      <w:pPr>
+        <w:keepNext/>
+        <w:spacing w:before="240" w:after="80"/>
+        <w:rPr>
+          <w:b/>
+          <w:color w:val="000000"/>
+        </w:rPr>
+      </w:pPr>
+      <w:r>
+        <w:rPr>
+          <w:b/>
+          <w:color w:val="000000"/>
+        </w:rPr>
+        <w:t>PHẦN 3</w:t>
+      </w:r>
+    </w:p>
+    <w:p>
+      <w:pPr>
+        <w:spacing w:after="160"/>
+        <w:rPr>
+          <w:color w:val="000000"/>
+        </w:rPr>
+      </w:pPr>
+      <w:r>
+        <w:rPr>
+          <w:color w:val="000000"/>
+        </w:rPr>
+        <w:t>1. carefully</w:t>
+      </w:r>
+    </w:p>
+    <w:p>
+      <w:pPr>
+        <w:spacing w:after="160"/>
+        <w:rPr>
+          <w:color w:val="000000"/>
+        </w:rPr>
+      </w:pPr>
+      <w:r>
+        <w:rPr>
+          <w:color w:val="000000"/>
+        </w:rPr>
+        <w:t>2. rapidly</w:t>
+      </w:r>
+    </w:p>
+    <w:p>
+      <w:pPr>
+        <w:spacing w:after="160"/>
+        <w:rPr>
+          <w:color w:val="000000"/>
+        </w:rPr>
+      </w:pPr>
+      <w:r>
+        <w:rPr>
+          <w:color w:val="000000"/>
+        </w:rPr>
+        <w:t>3. possibly</w:t>
+      </w:r>
+    </w:p>
+    <w:p>
+      <w:pPr>
+        <w:spacing w:after="160"/>
+        <w:rPr>
+          <w:color w:val="000000"/>
+        </w:rPr>
+      </w:pPr>
+      <w:r>
+        <w:rPr>
+          <w:color w:val="000000"/>
+        </w:rPr>
+        <w:t>4. economically</w:t>
+      </w:r>
+    </w:p>
+    <w:p>
+      <w:pPr>
+        <w:spacing w:after="160"/>
+        <w:rPr>
+          <w:color w:val="000000"/>
+        </w:rPr>
+      </w:pPr>
+      <w:r>
+        <w:rPr>
+          <w:color w:val="000000"/>
+        </w:rPr>
+        <w:t>5. easily</w:t>
+      </w:r>
+    </w:p>
+    <w:p>
+      <w:pPr>
+        <w:spacing w:after="160"/>
+        <w:rPr>
+          <w:color w:val="000000"/>
+        </w:rPr>
+      </w:pPr>
+      <w:r>
+        <w:rPr>
+          <w:color w:val="000000"/>
+        </w:rPr>
+        <w:t>6. simplify</w:t>
+      </w:r>
+    </w:p>
+    <w:p>
+      <w:pPr>
+        <w:spacing w:after="160"/>
+        <w:rPr>
+          <w:color w:val="000000"/>
+        </w:rPr>
+      </w:pPr>
+      <w:r>
+        <w:rPr>
+          <w:color w:val="000000"/>
+        </w:rPr>
+        <w:lastRenderedPageBreak/>
+        <w:t>7. modernize/modernise</w:t>
+      </w:r>
+    </w:p>
+    <w:p>
+      <w:pPr>
+        <w:spacing w:after="160"/>
+        <w:rPr>
+          <w:color w:val="000000"/>
+        </w:rPr>
+      </w:pPr>
+      <w:r>
+        <w:rPr>
+          <w:color w:val="000000"/>
+        </w:rPr>
+        <w:t>8. strengthen</w:t>
+      </w:r>
+    </w:p>
+    <w:p>
+      <w:pPr>
+        <w:spacing w:after="160"/>
+        <w:rPr>
+          <w:color w:val="000000"/>
+        </w:rPr>
+      </w:pPr>
+      <w:r>
+        <w:rPr>
+          <w:color w:val="000000"/>
+        </w:rPr>
+        <w:t>9. clarify</w:t>
+      </w:r>
+    </w:p>
+    <w:p>
+      <w:pPr>
+        <w:spacing w:after="160"/>
+        <w:rPr>
+          <w:color w:val="000000"/>
+        </w:rPr>
+      </w:pPr>
+      <w:r>
+        <w:rPr>
+          <w:color w:val="000000"/>
+        </w:rPr>
+        <w:t>10. encourage</w:t>
+      </w:r>
+    </w:p>
+    <w:p>
+      <w:pPr>
+        <w:keepNext/>
+        <w:spacing w:before="240" w:after="80"/>
+        <w:rPr>
+          <w:b/>
+          <w:color w:val="000000"/>
+        </w:rPr>
+      </w:pPr>
+      <w:r>
+        <w:rPr>
+          <w:b/>
+          <w:color w:val="000000"/>
+        </w:rPr>
+        <w:t>PHẦN 4</w:t>
+      </w:r>
+    </w:p>
+    <w:p>
+      <w:pPr>
+        <w:spacing w:after="160"/>
+        <w:rPr>
+          <w:color w:val="000000"/>
+        </w:rPr>
+      </w:pPr>
+      <w:r>
+        <w:rPr>
+          <w:color w:val="000000"/>
+        </w:rPr>
+        <w:t>1. impossible</w:t>
+      </w:r>
+    </w:p>
+    <w:p>
+      <w:pPr>
+        <w:spacing w:after="160"/>
+        <w:rPr>
+          <w:color w:val="000000"/>
+        </w:rPr>
+      </w:pPr>
+      <w:r>
+        <w:rPr>
+          <w:color w:val="000000"/>
+        </w:rPr>
+        <w:t>2. illegal</w:t>
+      </w:r>
+    </w:p>
+    <w:p>
+      <w:pPr>
+        <w:spacing w:after="160"/>
+        <w:rPr>
+          <w:color w:val="000000"/>
+        </w:rPr>
+      </w:pPr>
+      <w:r>
+        <w:rPr>
+          <w:color w:val="000000"/>
+        </w:rPr>
+        <w:t>3. irregular</w:t>
+      </w:r>
+    </w:p>
+    <w:p>
+      <w:pPr>
+        <w:spacing w:after="160"/>
+        <w:rPr>
+          <w:color w:val="000000"/>
+        </w:rPr>
+      </w:pPr>
+      <w:r>
+        <w:rPr>
+          <w:color w:val="000000"/>
+        </w:rPr>
+        <w:t>4. dishonest</w:t>
+      </w:r>
+    </w:p>
+    <w:p>
+      <w:pPr>
+        <w:spacing w:after="160"/>
+        <w:rPr>
+          <w:color w:val="000000"/>
+        </w:rPr>
+      </w:pPr>
+      <w:r>
+        <w:rPr>
+          <w:color w:val="000000"/>
+        </w:rPr>
+        <w:t>5. inactive</w:t>
+      </w:r>
+    </w:p>
+    <w:p>
+      <w:pPr>
+        <w:spacing w:after="160"/>
+        <w:rPr>
+          <w:color w:val="000000"/>
+        </w:rPr>
+      </w:pPr>
+      <w:r>
+        <w:rPr>
+          <w:color w:val="000000"/>
+        </w:rPr>
+        <w:t>6. impatient</w:t>
+      </w:r>
+    </w:p>
+    <w:p>
+      <w:pPr>
+        <w:spacing w:after="160"/>
+        <w:rPr>
+          <w:color w:val="000000"/>
+        </w:rPr>
+      </w:pPr>
+      <w:r>
+        <w:rPr>
+          <w:color w:val="000000"/>
+        </w:rPr>
+        <w:t>7. irresponsible</w:t>
+      </w:r>
+    </w:p>
+    <w:p>
+      <w:pPr>
+        <w:spacing w:after="160"/>
+        <w:rPr>
+          <w:color w:val="000000"/>
+        </w:rPr>
+      </w:pPr>
+      <w:r>
+        <w:rPr>
+          <w:color w:val="000000"/>
+        </w:rPr>
+        <w:t>8. unfair</w:t>
+      </w:r>
+    </w:p>
+    <w:p>
+      <w:pPr>
+        <w:spacing w:after="160"/>
+        <w:rPr>
+          <w:color w:val="000000"/>
+        </w:rPr>
+      </w:pPr>
+      <w:r>
+        <w:rPr>
+          <w:color w:val="000000"/>
+        </w:rPr>
+        <w:t>9. illogical</w:t>
+      </w:r>
+    </w:p>
+    <w:p>
+      <w:pPr>
+        <w:spacing w:after="160"/>
+        <w:rPr>
+          <w:color w:val="000000"/>
+        </w:rPr>
+      </w:pPr>
+      <w:r>
+        <w:rPr>
+          <w:color w:val="000000"/>
+        </w:rPr>
+        <w:t>10. misunderstand</w:t>
+      </w:r>
+    </w:p>
+    <w:p>
+      <w:pPr>
+        <w:keepNext/>
+        <w:spacing w:before="240" w:after="80"/>
+        <w:rPr>
+          <w:b/>
+          <w:color w:val="000000"/>
+        </w:rPr>
+      </w:pPr>
+      <w:r>
+        <w:rPr>
+          <w:b/>
+          <w:color w:val="000000"/>
+        </w:rPr>
+        <w:t>PHẦN 5</w:t>
+      </w:r>
+    </w:p>
+    <w:p>
+      <w:pPr>
+        <w:spacing w:after="160"/>
+        <w:rPr>
+          <w:color w:val="000000"/>
+        </w:rPr>
+      </w:pPr>
+      <w:r>
+        <w:rPr>
+          <w:color w:val="000000"/>
+        </w:rPr>
+        <w:t>1. B</w:t>
+      </w:r>
+    </w:p>
+    <w:p>
+      <w:pPr>
+        <w:spacing w:after="160"/>
+        <w:rPr>
+          <w:color w:val="000000"/>
+        </w:rPr>
+      </w:pPr>
+      <w:r>
+        <w:rPr>
+          <w:color w:val="000000"/>
+        </w:rPr>
+        <w:t>2. B</w:t>
+      </w:r>
+    </w:p>
+    <w:p>
+      <w:pPr>
+        <w:spacing w:after="160"/>
+        <w:rPr>
+          <w:color w:val="000000"/>
+        </w:rPr>
+      </w:pPr>
+      <w:r>
+        <w:rPr>
+          <w:color w:val="000000"/>
+        </w:rPr>
+        <w:t>3. C</w:t>
+      </w:r>
+    </w:p>
+    <w:p>
+      <w:pPr>
+        <w:spacing w:after="160"/>
+        <w:rPr>
+          <w:color w:val="000000"/>
+        </w:rPr>
+      </w:pPr>
+      <w:r>
+        <w:rPr>
+          <w:color w:val="000000"/>
+        </w:rPr>
+        <w:t>4. C</w:t>
+      </w:r>
+    </w:p>
+    <w:p>
+      <w:pPr>
+        <w:spacing w:after="160"/>
+        <w:rPr>
+          <w:color w:val="000000"/>
+        </w:rPr>
+      </w:pPr>
+      <w:r>
+        <w:rPr>
+          <w:color w:val="000000"/>
+        </w:rPr>
+        <w:t>5. C</w:t>
+      </w:r>
+    </w:p>
+    <w:p>
+      <w:pPr>
+        <w:spacing w:after="160"/>
+        <w:rPr>
+          <w:color w:val="000000"/>
+        </w:rPr>
+      </w:pPr>
+      <w:r>
+        <w:rPr>
+          <w:color w:val="000000"/>
+        </w:rPr>
+        <w:t>6. B</w:t>
+      </w:r>
+    </w:p>
+    <w:p>
+      <w:pPr>
+        <w:spacing w:after="160"/>
+        <w:rPr>
+          <w:color w:val="000000"/>
+        </w:rPr>
+      </w:pPr>
+      <w:r>
+        <w:rPr>
+          <w:color w:val="000000"/>
+        </w:rPr>
+        <w:t>7. B</w:t>
+      </w:r>
+    </w:p>
+    <w:p>
+      <w:pPr>
+        <w:spacing w:after="160"/>
+        <w:rPr>
+          <w:color w:val="000000"/>
+        </w:rPr>
+      </w:pPr>
+      <w:r>
+        <w:rPr>
+          <w:color w:val="000000"/>
+        </w:rPr>
+        <w:t>8. D</w:t>
+      </w:r>
+    </w:p>
+    <w:p>
+      <w:pPr>
+        <w:spacing w:after="160"/>
+        <w:rPr>
+          <w:color w:val="000000"/>
+        </w:rPr>
+      </w:pPr>
+      <w:r>
+        <w:rPr>
+          <w:color w:val="000000"/>
+        </w:rPr>
+        <w:t>9. C</w:t>
+      </w:r>
+    </w:p>
+    <w:p>
+      <w:pPr>
+        <w:spacing w:after="160"/>
+        <w:rPr>
+          <w:color w:val="000000"/>
+        </w:rPr>
+      </w:pPr>
+      <w:r>
+        <w:rPr>
+          <w:color w:val="000000"/>
+        </w:rPr>
+        <w:t>10. C</w:t>
+      </w:r>
+    </w:p>
+    <w:p>
+      <w:pPr>
+        <w:keepNext/>
+        <w:spacing w:before="240" w:after="80"/>
+        <w:rPr>
+          <w:b/>
+          <w:color w:val="000000"/>
+        </w:rPr>
+      </w:pPr>
+      <w:r>
+        <w:rPr>
+          <w:b/>
+          <w:color w:val="000000"/>
+        </w:rPr>
+        <w:t>PHẦN 6</w:t>
+      </w:r>
+    </w:p>
+    <w:p>
+      <w:pPr>
+        <w:spacing w:after="160"/>
+        <w:rPr>
+          <w:color w:val="000000"/>
+        </w:rPr>
+      </w:pPr>
+      <w:r>
+        <w:rPr>
+          <w:color w:val="000000"/>
+        </w:rPr>
+        <w:t>1. opportunities</w:t>
+      </w:r>
+    </w:p>
+    <w:p>
+      <w:pPr>
+        <w:spacing w:after="160"/>
+        <w:rPr>
+          <w:color w:val="000000"/>
+        </w:rPr>
+      </w:pPr>
+      <w:r>
+        <w:rPr>
+          <w:color w:val="000000"/>
+        </w:rPr>
+        <w:t>2. clearly</w:t>
+      </w:r>
+    </w:p>
+    <w:p>
+      <w:pPr>
+        <w:spacing w:after="160"/>
+        <w:rPr>
+          <w:color w:val="000000"/>
+        </w:rPr>
+      </w:pPr>
+      <w:r>
+        <w:rPr>
+          <w:color w:val="000000"/>
+        </w:rPr>
+        <w:t>3. unreliable</w:t>
+      </w:r>
+    </w:p>
+    <w:p>
+      <w:pPr>
+        <w:spacing w:after="160"/>
+        <w:rPr>
+          <w:color w:val="000000"/>
+        </w:rPr>
+      </w:pPr>
+      <w:r>
+        <w:rPr>
+          <w:color w:val="000000"/>
+        </w:rPr>
+        <w:lastRenderedPageBreak/>
+        <w:t>4. beneficial</w:t>
+      </w:r>
+    </w:p>
+    <w:p>
+      <w:pPr>
+        <w:spacing w:after="160"/>
+        <w:rPr>
+          <w:color w:val="000000"/>
+        </w:rPr>
+      </w:pPr>
+      <w:r>
+        <w:rPr>
+          <w:color w:val="000000"/>
+        </w:rPr>
+        <w:t>5. creativity</w:t>
+      </w:r>
+    </w:p>
+    <w:p>
+      <w:pPr>
+        <w:spacing w:after="160"/>
+        <w:rPr>
+          <w:color w:val="000000"/>
+        </w:rPr>
+      </w:pPr>
+      <w:r>
+        <w:rPr>
+          <w:color w:val="000000"/>
+        </w:rPr>
+        <w:t>6. competitive</w:t>
+      </w:r>
+    </w:p>
+    <w:p>
+      <w:pPr>
+        <w:spacing w:after="160"/>
+        <w:rPr>
+          <w:color w:val="000000"/>
+        </w:rPr>
+      </w:pPr>
+      <w:r>
+        <w:rPr>
+          <w:color w:val="000000"/>
+        </w:rPr>
+        <w:t>7. modernize/modernise</w:t>
+      </w:r>
+    </w:p>
+    <w:p>
+      <w:pPr>
+        <w:spacing w:after="160"/>
+        <w:rPr>
+          <w:color w:val="000000"/>
+        </w:rPr>
+      </w:pPr>
+      <w:r>
+        <w:rPr>
+          <w:color w:val="000000"/>
+        </w:rPr>
+        <w:t>8. misunderstanding</w:t>
+      </w:r>
+    </w:p>
+    <w:p>
+      <w:pPr>
+        <w:spacing w:after="160"/>
+        <w:rPr>
+          <w:color w:val="000000"/>
+        </w:rPr>
+      </w:pPr>
+      <w:r>
+        <w:rPr>
+          <w:color w:val="000000"/>
+        </w:rPr>
+        <w:t>9. widened</w:t>
+      </w:r>
+    </w:p>
+    <w:p>
+      <w:pPr>
+        <w:spacing w:after="160"/>
+        <w:rPr>
+          <w:color w:val="000000"/>
+        </w:rPr>
+      </w:pPr>
+      <w:r>
+        <w:rPr>
+          <w:color w:val="000000"/>
+        </w:rPr>
+        <w:t>10. electronically</w:t>
+      </w:r>
+    </w:p>
+    <w:p>
+      <w:pPr>
+        <w:keepNext/>
+        <w:spacing w:before="240" w:after="80"/>
+        <w:rPr>
+          <w:b/>
+          <w:color w:val="000000"/>
+        </w:rPr>
+      </w:pPr>
+      <w:r>
+        <w:rPr>
+          <w:b/>
+          <w:color w:val="000000"/>
+        </w:rPr>
+        <w:t>PHẦN 7</w:t>
+      </w:r>
+    </w:p>
+    <w:p>
+      <w:pPr>
+        <w:spacing w:after="160"/>
+        <w:rPr>
+          <w:color w:val="000000"/>
+        </w:rPr>
+      </w:pPr>
+      <w:r>
+        <w:rPr>
+          <w:color w:val="000000"/>
+        </w:rPr>
+        <w:t>1. successful</w:t>
+      </w:r>
+    </w:p>
+    <w:p>
+      <w:pPr>
+        <w:spacing w:after="160"/>
+        <w:rPr>
+          <w:color w:val="000000"/>
+        </w:rPr>
+      </w:pPr>
+      <w:r>
+        <w:rPr>
+          <w:color w:val="000000"/>
+        </w:rPr>
+        <w:t>2. development</w:t>
+      </w:r>
+    </w:p>
+    <w:p>
+      <w:pPr>
+        <w:spacing w:after="160"/>
+        <w:rPr>
+          <w:color w:val="000000"/>
+        </w:rPr>
+      </w:pPr>
+      <w:r>
+        <w:rPr>
+          <w:color w:val="000000"/>
+        </w:rPr>
+        <w:t>3. impossible</w:t>
+      </w:r>
+    </w:p>
+    <w:p>
+      <w:pPr>
+        <w:spacing w:after="160"/>
+        <w:rPr>
+          <w:color w:val="000000"/>
+        </w:rPr>
+      </w:pPr>
+      <w:r>
+        <w:rPr>
+          <w:color w:val="000000"/>
+        </w:rPr>
+        <w:t>4. confidently</w:t>
+      </w:r>
+    </w:p>
+    <w:p>
+      <w:pPr>
+        <w:spacing w:after="160"/>
+        <w:rPr>
+          <w:color w:val="000000"/>
+        </w:rPr>
+      </w:pPr>
+      <w:r>
+        <w:rPr>
+          <w:color w:val="000000"/>
+        </w:rPr>
+        <w:t>5. reliable</w:t>
+      </w:r>
+    </w:p>
+    <w:p>
+      <w:pPr>
+        <w:spacing w:after="160"/>
+        <w:rPr>
+          <w:color w:val="000000"/>
+        </w:rPr>
+      </w:pPr>
+      <w:r>
+        <w:rPr>
+          <w:color w:val="000000"/>
+        </w:rPr>
+        <w:t>6. hard</w:t>
+      </w:r>
+    </w:p>
+    <w:p>
+      <w:pPr>
+        <w:spacing w:after="160"/>
+        <w:rPr>
+          <w:color w:val="000000"/>
+        </w:rPr>
+      </w:pPr>
+      <w:r>
+        <w:rPr>
+          <w:color w:val="000000"/>
+        </w:rPr>
+        <w:t>7. interested</w:t>
+      </w:r>
+    </w:p>
+    <w:p>
+      <w:pPr>
+        <w:spacing w:after="160"/>
+        <w:rPr>
+          <w:color w:val="000000"/>
+        </w:rPr>
+      </w:pPr>
+      <w:r>
+        <w:rPr>
+          <w:color w:val="000000"/>
+        </w:rPr>
+        <w:t>8. responsibility</w:t>
+      </w:r>
+    </w:p>
+    <w:p>
+      <w:pPr>
+        <w:spacing w:after="160"/>
+        <w:rPr>
+          <w:color w:val="000000"/>
+        </w:rPr>
+      </w:pPr>
+      <w:r>
+        <w:rPr>
+          <w:color w:val="000000"/>
+        </w:rPr>
+        <w:t>9. automatically</w:t>
+      </w:r>
+    </w:p>
+    <w:p>
+      <w:pPr>
+        <w:spacing w:after="160"/>
+        <w:rPr>
+          <w:color w:val="000000"/>
+        </w:rPr>
+      </w:pPr>
+      <w:r>
+        <w:rPr>
+          <w:color w:val="000000"/>
+        </w:rPr>
+        <w:t>10. simplify</w:t>
+      </w:r>
+    </w:p>
+    <w:p>
+      <w:pPr>
+        <w:keepNext/>
+        <w:spacing w:before="240" w:after="80"/>
+        <w:rPr>
+          <w:b/>
+          <w:color w:val="000000"/>
+        </w:rPr>
+      </w:pPr>
+      <w:r>
+        <w:rPr>
+          <w:b/>
+          <w:color w:val="000000"/>
+        </w:rPr>
+        <w:t>PHẦN 8</w:t>
+      </w:r>
+    </w:p>
+    <w:p>
+      <w:pPr>
+        <w:spacing w:after="160"/>
+        <w:rPr>
+          <w:color w:val="000000"/>
+        </w:rPr>
+      </w:pPr>
+      <w:r>
+        <w:rPr>
+          <w:color w:val="000000"/>
+        </w:rPr>
+        <w:t>1. innovative</w:t>
+      </w:r>
+    </w:p>
+    <w:p>
+      <w:pPr>
+        <w:spacing w:after="160"/>
+        <w:rPr>
+          <w:color w:val="000000"/>
+        </w:rPr>
+      </w:pPr>
+      <w:r>
+        <w:rPr>
+          <w:color w:val="000000"/>
+        </w:rPr>
+        <w:t>2. participation</w:t>
+      </w:r>
+    </w:p>
+    <w:p>
+      <w:pPr>
+        <w:spacing w:after="160"/>
+        <w:rPr>
+          <w:color w:val="000000"/>
+        </w:rPr>
+      </w:pPr>
+      <w:r>
+        <w:rPr>
+          <w:color w:val="000000"/>
+        </w:rPr>
+        <w:t>3. reliable</w:t>
+      </w:r>
+    </w:p>
+    <w:p>
+      <w:pPr>
+        <w:spacing w:after="160"/>
+        <w:rPr>
+          <w:color w:val="000000"/>
+        </w:rPr>
+      </w:pPr>
+      <w:r>
+        <w:rPr>
+          <w:color w:val="000000"/>
+        </w:rPr>
+        <w:t>4. interactive</w:t>
+      </w:r>
+    </w:p>
+    <w:p>
+      <w:pPr>
+        <w:spacing w:after="160"/>
+        <w:rPr>
+          <w:color w:val="000000"/>
+        </w:rPr>
+      </w:pPr>
+      <w:r>
+        <w:rPr>
+          <w:color w:val="000000"/>
+        </w:rPr>
+        <w:t>5. effectively</w:t>
+      </w:r>
+    </w:p>
+    <w:p>
+      <w:pPr>
+        <w:spacing w:after="160"/>
+        <w:rPr>
+          <w:color w:val="000000"/>
+        </w:rPr>
+      </w:pPr>
+      <w:r>
+        <w:rPr>
+          <w:color w:val="000000"/>
+        </w:rPr>
+        <w:t>6. response</w:t>
+      </w:r>
+    </w:p>
+    <w:p>
+      <w:pPr>
+        <w:spacing w:after="160"/>
+        <w:rPr>
+          <w:color w:val="000000"/>
+        </w:rPr>
+      </w:pPr>
+      <w:r>
+        <w:rPr>
+          <w:color w:val="000000"/>
+        </w:rPr>
+        <w:t>7. technological</w:t>
+      </w:r>
+    </w:p>
+    <w:p>
+      <w:pPr>
+        <w:spacing w:after="160"/>
+        <w:rPr>
+          <w:color w:val="000000"/>
+        </w:rPr>
+      </w:pPr>
+      <w:r>
+        <w:rPr>
+          <w:color w:val="000000"/>
+        </w:rPr>
+        <w:t>8. training</w:t>
+      </w:r>
+    </w:p>
+    <w:p>
+      <w:pPr>
+        <w:spacing w:after="160"/>
+        <w:rPr>
+          <w:color w:val="000000"/>
+        </w:rPr>
+      </w:pPr>
+      <w:r>
+        <w:rPr>
+          <w:color w:val="000000"/>
+        </w:rPr>
+        <w:t>9. confidently</w:t>
+      </w:r>
+    </w:p>
+    <w:p>
+      <w:pPr>
+        <w:spacing w:after="160"/>
+        <w:rPr>
+          <w:color w:val="000000"/>
+        </w:rPr>
+      </w:pPr>
+      <w:r>
+        <w:rPr>
+          <w:color w:val="000000"/>
+        </w:rPr>
+        <w:t>10. independence</w:t>
+      </w:r>
+    </w:p>
+    <w:p>
+      <w:pPr>
+        <w:keepNext/>
+        <w:spacing w:before="240" w:after="80"/>
+        <w:rPr>
+          <w:b/>
+          <w:color w:val="000000"/>
+        </w:rPr>
+      </w:pPr>
+      <w:r>
+        <w:rPr>
+          <w:b/>
+          <w:color w:val="000000"/>
+        </w:rPr>
+        <w:lastRenderedPageBreak/>
+        <w:t>PHẦN 9</w:t>
+      </w:r>
+    </w:p>
+    <w:p>
+      <w:pPr>
+        <w:spacing w:after="160"/>
+        <w:rPr>
+          <w:color w:val="000000"/>
+        </w:rPr>
+      </w:pPr>
+      <w:r>
+        <w:rPr>
+          <w:color w:val="000000"/>
+        </w:rPr>
+        <w:t>1. Environmentally friendly transport</w:t>
+      </w:r>
+    </w:p>
+    <w:p>
+      <w:pPr>
+        <w:spacing w:after="160"/>
+        <w:rPr>
+          <w:color w:val="000000"/>
+        </w:rPr>
+      </w:pPr>
+      <w:r>
+        <w:rPr>
+          <w:color w:val="000000"/>
+        </w:rPr>
+        <w:t>2. Pollution</w:t>
+      </w:r>
+    </w:p>
+    <w:p>
+      <w:pPr>
+        <w:spacing w:after="160"/>
+        <w:rPr>
+          <w:color w:val="000000"/>
+        </w:rPr>
+      </w:pPr>
+      <w:r>
+        <w:rPr>
+          <w:color w:val="000000"/>
+        </w:rPr>
+        <w:t>3. Significant investment and careful planning</w:t>
+      </w:r>
+    </w:p>
+    <w:p>
+      <w:pPr>
+        <w:spacing w:after="160"/>
+        <w:rPr>
+          <w:color w:val="000000"/>
+        </w:rPr>
+      </w:pPr>
+      <w:r>
+        <w:rPr>
+          <w:color w:val="000000"/>
+        </w:rPr>
+        <w:t>4. Irresponsible behavior can reduce effectiveness</w:t>
+      </w:r>
+    </w:p>
+    <w:p>
+      <w:pPr>
+        <w:spacing w:after="160"/>
+        <w:rPr>
+          <w:color w:val="000000"/>
+        </w:rPr>
+      </w:pPr>
+      <w:r>
+        <w:rPr>
+          <w:color w:val="000000"/>
+        </w:rPr>
+        <w:t>5. Awareness</w:t>
+      </w:r>
+    </w:p>
+    <w:p>
+      <w:pPr>
+        <w:spacing w:after="160"/>
+        <w:rPr>
+          <w:color w:val="000000"/>
+        </w:rPr>
+      </w:pPr>
+      <w:r>
+        <w:rPr>
+          <w:color w:val="000000"/>
+        </w:rPr>
+        <w:t>6. Reliability</w:t>
+      </w:r>
+    </w:p>
+    <w:p>
+      <w:pPr>
+        <w:spacing w:after="160"/>
+        <w:rPr>
+          <w:color w:val="000000"/>
+        </w:rPr>
+      </w:pPr>
+      <w:r>
+        <w:rPr>
+          <w:color w:val="000000"/>
+        </w:rPr>
+        <w:t>7. Modernize/modernise</w:t>
+      </w:r>
+    </w:p>
+    <w:p>
+      <w:pPr>
+        <w:spacing w:after="160"/>
+        <w:rPr>
+          <w:color w:val="000000"/>
+        </w:rPr>
+      </w:pPr>
+      <w:r>
+        <w:rPr>
+          <w:color w:val="000000"/>
+        </w:rPr>
+        <w:t>8. Effective</w:t>
+      </w:r>
+    </w:p>
+    <w:p>
+      <w:pPr>
+        <w:spacing w:after="160"/>
+        <w:rPr>
+          <w:color w:val="000000"/>
+        </w:rPr>
+      </w:pPr>
+      <w:r>
+        <w:rPr>
+          <w:color w:val="000000"/>
+        </w:rPr>
+        <w:t>9. Awareness</w:t>
+      </w:r>
+    </w:p>
+    <w:p>
+      <w:pPr>
+        <w:spacing w:after="160"/>
+        <w:rPr>
+          <w:color w:val="000000"/>
+        </w:rPr>
+      </w:pPr>
+      <w:r>
+        <w:rPr>
+          <w:color w:val="000000"/>
+        </w:rPr>
+        <w:t>10. im-</w:t>
+      </w:r>
+    </w:p>
+    <w:p>
+      <w:pPr>
+        <w:keepNext/>
+        <w:spacing w:before="240" w:after="80"/>
+        <w:rPr>
+          <w:b/>
+          <w:color w:val="000000"/>
+        </w:rPr>
+      </w:pPr>
+      <w:r>
+        <w:rPr>
+          <w:b/>
+          <w:color w:val="000000"/>
+        </w:rPr>
+        <w:t>PHẦN 10 – BÀI MẪU</w:t>
+      </w:r>
+    </w:p>
+    <w:p>
+      <w:pPr>
+        <w:rPr>
+          <w:b/>
+          <w:color w:val="000000"/>
+        </w:rPr>
+      </w:pPr>
+      <w:r>
+        <w:rPr>
+          <w:b/>
+          <w:color w:val="000000"/>
+        </w:rPr>
+        <w:t>My school should introduce a modern recycling system. At present, unclear labels cause confusion, and recyclable materials are often placed incorrectly. First, colorful containers should be installed in accessible locations. Their careful arrangement would make waste collection more effective. The school should also organize educational activities to raise environmental awareness. Student participation is essential, so each class could choose two responsible volunteers. They would explain the system clearly and encourage others to behave responsibly. Regular competitions could create friendly motivation, while monthly reports would show our improvement. With practical planning and active cooperation, this innovation could significantly reduce waste and make the school cleaner, healthier and more environmentally friendly.</w:t>
+      </w:r>
+    </w:p>
+    <w:p>
+      <w:pPr>
+        <w:rPr>
+          <w:color w:val="000000"/>
+        </w:rPr>
+      </w:pPr>
     </w:p>
     <w:sectPr>
       <w:pgSz w:w="11906" w:h="16838"/>
-      <w:pgMar w:top="1134" w:right="1134" w:bottom="1134" w:left="1134"/>
+      <w:pgMar w:top="1134" w:right="1134" w:bottom="1134" w:left="1134" w:header="720" w:footer="720" w:gutter="0"/>
+      <w:cols w:space="720"/>
     </w:sectPr>
   </w:body>
 </w:document>
